--- a/public/documentos/INT-05-informe-de-seguimiento-del-involucramiento-n-1.docx
+++ b/public/documentos/INT-05-informe-de-seguimiento-del-involucramiento-n-1.docx
@@ -52,7 +52,7 @@
                 <w:noProof/>
               </w:rPr>
               <w:drawing>
-                <wp:inline distT="0" distB="0" distL="0" distR="0" wp14:anchorId="7D8463C0" wp14:editId="5AF3C305">
+                <wp:inline distT="0" distB="0" distL="0" distR="0" wp14:anchorId="3D823B25" wp14:editId="4823DE2C">
                   <wp:extent cx="990600" cy="990600"/>
                   <wp:effectExtent l="0" t="0" r="0" b="0"/>
                   <wp:docPr id="1" name="Imagen 1"/>
@@ -171,10 +171,10 @@
                 <w:noProof/>
               </w:rPr>
               <w:drawing>
-                <wp:inline distT="0" distB="0" distL="0" distR="0" wp14:anchorId="548D83D6" wp14:editId="54078D98">
+                <wp:inline distT="0" distB="0" distL="0" distR="0" wp14:anchorId="230F0EC2" wp14:editId="13B5FAFA">
                   <wp:extent cx="800100" cy="800100"/>
                   <wp:effectExtent l="0" t="0" r="0" b="0"/>
-                  <wp:docPr id="1837063575" name="Imagen 1837063575"/>
+                  <wp:docPr id="1802920207" name="Imagen 1802920207"/>
                   <wp:cNvGraphicFramePr>
                     <a:graphicFrameLocks xmlns:a="http://schemas.openxmlformats.org/drawingml/2006/main" noChangeAspect="1"/>
                   </wp:cNvGraphicFramePr>
@@ -2585,7 +2585,7 @@
     <w:sdt>
       <w:sdtPr>
         <w:alias w:val="Contenido"/>
-        <w:id w:val="-2068715401"/>
+        <w:id w:val="-520241236"/>
       </w:sdtPr>
       <w:sdtEndPr/>
       <w:sdtContent>
@@ -2611,7 +2611,7 @@
           <w:r>
             <w:fldChar w:fldCharType="separate"/>
           </w:r>
-          <w:hyperlink w:anchor="_Toc242536758" w:history="1">
+          <w:hyperlink w:anchor="_Toc242538744" w:history="1">
             <w:r>
               <w:rPr>
                 <w:rStyle w:val="Hipervnculo"/>
@@ -2635,7 +2635,7 @@
               <w:rPr>
                 <w:noProof/>
               </w:rPr>
-              <w:instrText xml:space="preserve"> PAGEREF _Toc242536758 \h </w:instrText>
+              <w:instrText xml:space="preserve"> PAGEREF _Toc242538744 \h </w:instrText>
             </w:r>
             <w:r>
               <w:rPr>
@@ -2675,7 +2675,7 @@
               <w14:ligatures w14:val="standardContextual"/>
             </w:rPr>
           </w:pPr>
-          <w:hyperlink w:anchor="_Toc242536759" w:history="1">
+          <w:hyperlink w:anchor="_Toc242538745" w:history="1">
             <w:r>
               <w:rPr>
                 <w:rStyle w:val="Hipervnculo"/>
@@ -2699,7 +2699,7 @@
               <w:rPr>
                 <w:noProof/>
               </w:rPr>
-              <w:instrText xml:space="preserve"> PAGEREF _Toc242536759 \h </w:instrText>
+              <w:instrText xml:space="preserve"> PAGEREF _Toc242538745 \h </w:instrText>
             </w:r>
             <w:r>
               <w:rPr>
@@ -2739,7 +2739,7 @@
               <w14:ligatures w14:val="standardContextual"/>
             </w:rPr>
           </w:pPr>
-          <w:hyperlink w:anchor="_Toc242536760" w:history="1">
+          <w:hyperlink w:anchor="_Toc242538746" w:history="1">
             <w:r>
               <w:rPr>
                 <w:rStyle w:val="Hipervnculo"/>
@@ -2763,7 +2763,7 @@
               <w:rPr>
                 <w:noProof/>
               </w:rPr>
-              <w:instrText xml:space="preserve"> PAGEREF _Toc242536760 \h </w:instrText>
+              <w:instrText xml:space="preserve"> PAGEREF _Toc242538746 \h </w:instrText>
             </w:r>
             <w:r>
               <w:rPr>
@@ -2803,7 +2803,7 @@
               <w14:ligatures w14:val="standardContextual"/>
             </w:rPr>
           </w:pPr>
-          <w:hyperlink w:anchor="_Toc242536761" w:history="1">
+          <w:hyperlink w:anchor="_Toc242538747" w:history="1">
             <w:r>
               <w:rPr>
                 <w:rStyle w:val="Hipervnculo"/>
@@ -2827,7 +2827,7 @@
               <w:rPr>
                 <w:noProof/>
               </w:rPr>
-              <w:instrText xml:space="preserve"> PAGEREF _Toc242536761 \h </w:instrText>
+              <w:instrText xml:space="preserve"> PAGEREF _Toc242538747 \h </w:instrText>
             </w:r>
             <w:r>
               <w:rPr>
@@ -2877,7 +2877,7 @@
       <w:pPr>
         <w:pStyle w:val="Ttulo1"/>
       </w:pPr>
-      <w:bookmarkStart w:id="0" w:name="_Toc242536758"/>
+      <w:bookmarkStart w:id="0" w:name="_Toc242538744"/>
       <w:r>
         <w:lastRenderedPageBreak/>
         <w:t>1. Corte y método</w:t>
@@ -2897,7 +2897,7 @@
       <w:pPr>
         <w:pStyle w:val="Ttulo1"/>
       </w:pPr>
-      <w:bookmarkStart w:id="1" w:name="_Toc242536759"/>
+      <w:bookmarkStart w:id="1" w:name="_Toc242538745"/>
       <w:r>
         <w:t>2. Nivel actual frente al deseado</w:t>
       </w:r>
@@ -6771,7 +6771,7 @@
       <w:pPr>
         <w:pStyle w:val="Ttulo1"/>
       </w:pPr>
-      <w:bookmarkStart w:id="2" w:name="_Toc242536760"/>
+      <w:bookmarkStart w:id="2" w:name="_Toc242538746"/>
       <w:r>
         <w:t>3. Indicadores</w:t>
       </w:r>
@@ -7497,7 +7497,7 @@
       <w:pPr>
         <w:pStyle w:val="Ttulo1"/>
       </w:pPr>
-      <w:bookmarkStart w:id="3" w:name="_Toc242536761"/>
+      <w:bookmarkStart w:id="3" w:name="_Toc242538747"/>
       <w:r>
         <w:t>4. Conclusiones y acciones</w:t>
       </w:r>
@@ -7960,10 +7960,10 @@
 <file path=word/numbering.xml><?xml version="1.0" encoding="utf-8"?>
 <w:numbering xmlns:wpc="http://schemas.microsoft.com/office/word/2010/wordprocessingCanvas" xmlns:cx="http://schemas.microsoft.com/office/drawing/2014/chartex" xmlns:cx1="http://schemas.microsoft.com/office/drawing/2015/9/8/chartex" xmlns:cx2="http://schemas.microsoft.com/office/drawing/2015/10/21/chartex" xmlns:cx3="http://schemas.microsoft.com/office/drawing/2016/5/9/chartex" xmlns:cx4="http://schemas.microsoft.com/office/drawing/2016/5/10/chartex" xmlns:cx5="http://schemas.microsoft.com/office/drawing/2016/5/11/chartex" xmlns:cx6="http://schemas.microsoft.com/office/drawing/2016/5/12/chartex" xmlns:cx7="http://schemas.microsoft.com/office/drawing/2016/5/13/chartex" xmlns:cx8="http://schemas.microsoft.com/office/drawing/2016/5/14/chartex" xmlns:mc="http://schemas.openxmlformats.org/markup-compatibility/2006" xmlns:aink="http://schemas.microsoft.com/office/drawing/2016/ink" xmlns:am3d="http://schemas.microsoft.com/office/drawing/2017/model3d" xmlns:o="urn:schemas-microsoft-com:office:office" xmlns:oel="http://schemas.microsoft.com/office/2019/extlst" xmlns:r="http://schemas.openxmlformats.org/officeDocument/2006/relationships" xmlns:m="http://schemas.openxmlformats.org/officeDocument/2006/math" xmlns:v="urn:schemas-microsoft-com:vml" xmlns:wp14="http://schemas.microsoft.com/office/word/2010/wordprocessingDrawing" xmlns:wp="http://schemas.openxmlformats.org/drawingml/2006/wordprocessingDrawing" xmlns:w10="urn:schemas-microsoft-com:office:word" xmlns:w="http://schemas.openxmlformats.org/wordprocessingml/2006/main" xmlns:w14="http://schemas.microsoft.com/office/word/2010/wordml" xmlns:w15="http://schemas.microsoft.com/office/word/2012/wordml" xmlns:w16cex="http://schemas.microsoft.com/office/word/2018/wordml/cex" xmlns:w16cid="http://schemas.microsoft.com/office/word/2016/wordml/cid" xmlns:w16="http://schemas.microsoft.com/office/word/2018/wordml" xmlns:w16du="http://schemas.microsoft.com/office/word/2023/wordml/word16du" xmlns:w16sdtdh="http://schemas.microsoft.com/office/word/2020/wordml/sdtdatahash" xmlns:w16sdtfl="http://schemas.microsoft.com/office/word/2024/wordml/sdtformatlock" xmlns:w16se="http://schemas.microsoft.com/office/word/2015/wordml/symex" xmlns:wpg="http://schemas.microsoft.com/office/word/2010/wordprocessingGroup" xmlns:wpi="http://schemas.microsoft.com/office/word/2010/wordprocessingInk" xmlns:wne="http://schemas.microsoft.com/office/word/2006/wordml" xmlns:wps="http://schemas.microsoft.com/office/word/2010/wordprocessingShape" mc:Ignorable="w14 w15 w16se w16cid w16 w16cex w16sdtdh w16sdtfl w16du wp14">
   <w:abstractNum w:abstractNumId="0" w15:restartNumberingAfterBreak="0">
-    <w:nsid w:val="1FCC0DC4"/>
+    <w:nsid w:val="13CD64FE"/>
     <w:multiLevelType w:val="hybridMultilevel"/>
-    <w:tmpl w:val="A5704660"/>
-    <w:lvl w:ilvl="0" w:tplc="38AC6ABE">
+    <w:tmpl w:val="77B4905A"/>
+    <w:lvl w:ilvl="0" w:tplc="5FE8B49C">
       <w:start w:val="1"/>
       <w:numFmt w:val="decimal"/>
       <w:lvlText w:val="%1."/>
@@ -7972,52 +7972,106 @@
         <w:ind w:left="560" w:hanging="340"/>
       </w:pPr>
     </w:lvl>
-    <w:lvl w:ilvl="1" w:tplc="6588A942">
+    <w:lvl w:ilvl="1" w:tplc="6AA4A4B2">
       <w:numFmt w:val="decimal"/>
       <w:lvlText w:val=""/>
       <w:lvlJc w:val="left"/>
     </w:lvl>
-    <w:lvl w:ilvl="2" w:tplc="BF1E6096">
+    <w:lvl w:ilvl="2" w:tplc="DD0EF3F2">
       <w:numFmt w:val="decimal"/>
       <w:lvlText w:val=""/>
       <w:lvlJc w:val="left"/>
     </w:lvl>
-    <w:lvl w:ilvl="3" w:tplc="E69CA798">
+    <w:lvl w:ilvl="3" w:tplc="14CAE8D2">
       <w:numFmt w:val="decimal"/>
       <w:lvlText w:val=""/>
       <w:lvlJc w:val="left"/>
     </w:lvl>
-    <w:lvl w:ilvl="4" w:tplc="0EDA1ED0">
+    <w:lvl w:ilvl="4" w:tplc="5CD605B4">
       <w:numFmt w:val="decimal"/>
       <w:lvlText w:val=""/>
       <w:lvlJc w:val="left"/>
     </w:lvl>
-    <w:lvl w:ilvl="5" w:tplc="5BB6E776">
+    <w:lvl w:ilvl="5" w:tplc="20BE6E74">
       <w:numFmt w:val="decimal"/>
       <w:lvlText w:val=""/>
       <w:lvlJc w:val="left"/>
     </w:lvl>
-    <w:lvl w:ilvl="6" w:tplc="607CCA9C">
+    <w:lvl w:ilvl="6" w:tplc="E47E73C0">
       <w:numFmt w:val="decimal"/>
       <w:lvlText w:val=""/>
       <w:lvlJc w:val="left"/>
     </w:lvl>
-    <w:lvl w:ilvl="7" w:tplc="678CEB92">
+    <w:lvl w:ilvl="7" w:tplc="14C89046">
       <w:numFmt w:val="decimal"/>
       <w:lvlText w:val=""/>
       <w:lvlJc w:val="left"/>
     </w:lvl>
-    <w:lvl w:ilvl="8" w:tplc="C7686E86">
+    <w:lvl w:ilvl="8" w:tplc="71B0EBE0">
       <w:numFmt w:val="decimal"/>
       <w:lvlText w:val=""/>
       <w:lvlJc w:val="left"/>
     </w:lvl>
   </w:abstractNum>
   <w:abstractNum w:abstractNumId="1" w15:restartNumberingAfterBreak="0">
-    <w:nsid w:val="428239FD"/>
+    <w:nsid w:val="23AB145E"/>
     <w:multiLevelType w:val="hybridMultilevel"/>
-    <w:tmpl w:val="B4DC031A"/>
-    <w:lvl w:ilvl="0" w:tplc="69DC7E28">
+    <w:tmpl w:val="276A73BA"/>
+    <w:lvl w:ilvl="0" w:tplc="2056C792">
+      <w:start w:val="1"/>
+      <w:numFmt w:val="bullet"/>
+      <w:lvlText w:val="•"/>
+      <w:lvlJc w:val="left"/>
+      <w:pPr>
+        <w:ind w:left="560" w:hanging="280"/>
+      </w:pPr>
+    </w:lvl>
+    <w:lvl w:ilvl="1" w:tplc="DAC2CFE2">
+      <w:numFmt w:val="decimal"/>
+      <w:lvlText w:val=""/>
+      <w:lvlJc w:val="left"/>
+    </w:lvl>
+    <w:lvl w:ilvl="2" w:tplc="8E54A560">
+      <w:numFmt w:val="decimal"/>
+      <w:lvlText w:val=""/>
+      <w:lvlJc w:val="left"/>
+    </w:lvl>
+    <w:lvl w:ilvl="3" w:tplc="E22C3E4C">
+      <w:numFmt w:val="decimal"/>
+      <w:lvlText w:val=""/>
+      <w:lvlJc w:val="left"/>
+    </w:lvl>
+    <w:lvl w:ilvl="4" w:tplc="78E0B5AE">
+      <w:numFmt w:val="decimal"/>
+      <w:lvlText w:val=""/>
+      <w:lvlJc w:val="left"/>
+    </w:lvl>
+    <w:lvl w:ilvl="5" w:tplc="4E84A63A">
+      <w:numFmt w:val="decimal"/>
+      <w:lvlText w:val=""/>
+      <w:lvlJc w:val="left"/>
+    </w:lvl>
+    <w:lvl w:ilvl="6" w:tplc="AE0218C8">
+      <w:numFmt w:val="decimal"/>
+      <w:lvlText w:val=""/>
+      <w:lvlJc w:val="left"/>
+    </w:lvl>
+    <w:lvl w:ilvl="7" w:tplc="324E2C5A">
+      <w:numFmt w:val="decimal"/>
+      <w:lvlText w:val=""/>
+      <w:lvlJc w:val="left"/>
+    </w:lvl>
+    <w:lvl w:ilvl="8" w:tplc="F0C8AD2C">
+      <w:numFmt w:val="decimal"/>
+      <w:lvlText w:val=""/>
+      <w:lvlJc w:val="left"/>
+    </w:lvl>
+  </w:abstractNum>
+  <w:abstractNum w:abstractNumId="2" w15:restartNumberingAfterBreak="0">
+    <w:nsid w:val="290D1D7E"/>
+    <w:multiLevelType w:val="hybridMultilevel"/>
+    <w:tmpl w:val="41B4FF46"/>
+    <w:lvl w:ilvl="0" w:tplc="D7B4A96C">
       <w:start w:val="1"/>
       <w:numFmt w:val="bullet"/>
       <w:lvlText w:val="●"/>
@@ -8026,7 +8080,7 @@
         <w:ind w:left="720" w:hanging="360"/>
       </w:pPr>
     </w:lvl>
-    <w:lvl w:ilvl="1" w:tplc="6B74BC42">
+    <w:lvl w:ilvl="1" w:tplc="16C6F8EC">
       <w:start w:val="1"/>
       <w:numFmt w:val="bullet"/>
       <w:lvlText w:val="○"/>
@@ -8035,7 +8089,7 @@
         <w:ind w:left="1440" w:hanging="360"/>
       </w:pPr>
     </w:lvl>
-    <w:lvl w:ilvl="2" w:tplc="AB10071E">
+    <w:lvl w:ilvl="2" w:tplc="185E195E">
       <w:start w:val="1"/>
       <w:numFmt w:val="bullet"/>
       <w:lvlText w:val="■"/>
@@ -8044,7 +8098,7 @@
         <w:ind w:left="2160" w:hanging="360"/>
       </w:pPr>
     </w:lvl>
-    <w:lvl w:ilvl="3" w:tplc="81F881E4">
+    <w:lvl w:ilvl="3" w:tplc="A34E9164">
       <w:start w:val="1"/>
       <w:numFmt w:val="bullet"/>
       <w:lvlText w:val="●"/>
@@ -8053,7 +8107,7 @@
         <w:ind w:left="2880" w:hanging="360"/>
       </w:pPr>
     </w:lvl>
-    <w:lvl w:ilvl="4" w:tplc="8BA49A36">
+    <w:lvl w:ilvl="4" w:tplc="32F8D7C2">
       <w:start w:val="1"/>
       <w:numFmt w:val="bullet"/>
       <w:lvlText w:val="○"/>
@@ -8062,7 +8116,7 @@
         <w:ind w:left="3600" w:hanging="360"/>
       </w:pPr>
     </w:lvl>
-    <w:lvl w:ilvl="5" w:tplc="A3B28CF6">
+    <w:lvl w:ilvl="5" w:tplc="AA8A1FD4">
       <w:start w:val="1"/>
       <w:numFmt w:val="bullet"/>
       <w:lvlText w:val="■"/>
@@ -8071,7 +8125,7 @@
         <w:ind w:left="4320" w:hanging="360"/>
       </w:pPr>
     </w:lvl>
-    <w:lvl w:ilvl="6" w:tplc="4C3E7100">
+    <w:lvl w:ilvl="6" w:tplc="67500182">
       <w:start w:val="1"/>
       <w:numFmt w:val="bullet"/>
       <w:lvlText w:val="●"/>
@@ -8080,7 +8134,7 @@
         <w:ind w:left="5040" w:hanging="360"/>
       </w:pPr>
     </w:lvl>
-    <w:lvl w:ilvl="7" w:tplc="9160A426">
+    <w:lvl w:ilvl="7" w:tplc="4DFA0008">
       <w:start w:val="1"/>
       <w:numFmt w:val="bullet"/>
       <w:lvlText w:val="●"/>
@@ -8089,7 +8143,7 @@
         <w:ind w:left="5760" w:hanging="360"/>
       </w:pPr>
     </w:lvl>
-    <w:lvl w:ilvl="8" w:tplc="C868F01A">
+    <w:lvl w:ilvl="8" w:tplc="7E40E3E4">
       <w:start w:val="1"/>
       <w:numFmt w:val="bullet"/>
       <w:lvlText w:val="●"/>
@@ -8099,68 +8153,14 @@
       </w:pPr>
     </w:lvl>
   </w:abstractNum>
-  <w:abstractNum w:abstractNumId="2" w15:restartNumberingAfterBreak="0">
-    <w:nsid w:val="649C03FE"/>
-    <w:multiLevelType w:val="hybridMultilevel"/>
-    <w:tmpl w:val="AAE492DE"/>
-    <w:lvl w:ilvl="0" w:tplc="E28A6CDC">
-      <w:start w:val="1"/>
-      <w:numFmt w:val="bullet"/>
-      <w:lvlText w:val="•"/>
-      <w:lvlJc w:val="left"/>
-      <w:pPr>
-        <w:ind w:left="560" w:hanging="280"/>
-      </w:pPr>
-    </w:lvl>
-    <w:lvl w:ilvl="1" w:tplc="C4324778">
-      <w:numFmt w:val="decimal"/>
-      <w:lvlText w:val=""/>
-      <w:lvlJc w:val="left"/>
-    </w:lvl>
-    <w:lvl w:ilvl="2" w:tplc="126C3D98">
-      <w:numFmt w:val="decimal"/>
-      <w:lvlText w:val=""/>
-      <w:lvlJc w:val="left"/>
-    </w:lvl>
-    <w:lvl w:ilvl="3" w:tplc="6840B89C">
-      <w:numFmt w:val="decimal"/>
-      <w:lvlText w:val=""/>
-      <w:lvlJc w:val="left"/>
-    </w:lvl>
-    <w:lvl w:ilvl="4" w:tplc="B372A13C">
-      <w:numFmt w:val="decimal"/>
-      <w:lvlText w:val=""/>
-      <w:lvlJc w:val="left"/>
-    </w:lvl>
-    <w:lvl w:ilvl="5" w:tplc="F1944966">
-      <w:numFmt w:val="decimal"/>
-      <w:lvlText w:val=""/>
-      <w:lvlJc w:val="left"/>
-    </w:lvl>
-    <w:lvl w:ilvl="6" w:tplc="1F78B950">
-      <w:numFmt w:val="decimal"/>
-      <w:lvlText w:val=""/>
-      <w:lvlJc w:val="left"/>
-    </w:lvl>
-    <w:lvl w:ilvl="7" w:tplc="B414EEC4">
-      <w:numFmt w:val="decimal"/>
-      <w:lvlText w:val=""/>
-      <w:lvlJc w:val="left"/>
-    </w:lvl>
-    <w:lvl w:ilvl="8" w:tplc="53D2FBE0">
-      <w:numFmt w:val="decimal"/>
-      <w:lvlText w:val=""/>
-      <w:lvlJc w:val="left"/>
-    </w:lvl>
-  </w:abstractNum>
-  <w:num w:numId="1" w16cid:durableId="375273836">
-    <w:abstractNumId w:val="1"/>
+  <w:num w:numId="1" w16cid:durableId="1574118321">
+    <w:abstractNumId w:val="2"/>
     <w:lvlOverride w:ilvl="0">
       <w:startOverride w:val="1"/>
     </w:lvlOverride>
   </w:num>
-  <w:num w:numId="2" w16cid:durableId="709959569">
-    <w:abstractNumId w:val="2"/>
+  <w:num w:numId="2" w16cid:durableId="452477049">
+    <w:abstractNumId w:val="1"/>
     <w:lvlOverride w:ilvl="0">
       <w:startOverride w:val="1"/>
     </w:lvlOverride>
@@ -8753,7 +8753,7 @@
     <w:autoRedefine/>
     <w:uiPriority w:val="39"/>
     <w:unhideWhenUsed/>
-    <w:rsid w:val="002D17A7"/>
+    <w:rsid w:val="00326A82"/>
     <w:pPr>
       <w:spacing w:after="100"/>
     </w:pPr>

--- a/public/documentos/INT-05-informe-de-seguimiento-del-involucramiento-n-1.docx
+++ b/public/documentos/INT-05-informe-de-seguimiento-del-involucramiento-n-1.docx
@@ -52,7 +52,7 @@
                 <w:noProof/>
               </w:rPr>
               <w:drawing>
-                <wp:inline distT="0" distB="0" distL="0" distR="0" wp14:anchorId="3D823B25" wp14:editId="4823DE2C">
+                <wp:inline distT="0" distB="0" distL="0" distR="0" wp14:anchorId="2CC5157A" wp14:editId="1FD5BC91">
                   <wp:extent cx="990600" cy="990600"/>
                   <wp:effectExtent l="0" t="0" r="0" b="0"/>
                   <wp:docPr id="1" name="Imagen 1"/>
@@ -171,10 +171,10 @@
                 <w:noProof/>
               </w:rPr>
               <w:drawing>
-                <wp:inline distT="0" distB="0" distL="0" distR="0" wp14:anchorId="230F0EC2" wp14:editId="13B5FAFA">
+                <wp:inline distT="0" distB="0" distL="0" distR="0" wp14:anchorId="65AFD8F2" wp14:editId="2622A6B0">
                   <wp:extent cx="800100" cy="800100"/>
                   <wp:effectExtent l="0" t="0" r="0" b="0"/>
-                  <wp:docPr id="1802920207" name="Imagen 1802920207"/>
+                  <wp:docPr id="335607384" name="Imagen 335607384"/>
                   <wp:cNvGraphicFramePr>
                     <a:graphicFrameLocks xmlns:a="http://schemas.openxmlformats.org/drawingml/2006/main" noChangeAspect="1"/>
                   </wp:cNvGraphicFramePr>
@@ -2585,7 +2585,7 @@
     <w:sdt>
       <w:sdtPr>
         <w:alias w:val="Contenido"/>
-        <w:id w:val="-520241236"/>
+        <w:id w:val="-1143808060"/>
       </w:sdtPr>
       <w:sdtEndPr/>
       <w:sdtContent>
@@ -2611,7 +2611,7 @@
           <w:r>
             <w:fldChar w:fldCharType="separate"/>
           </w:r>
-          <w:hyperlink w:anchor="_Toc242538744" w:history="1">
+          <w:hyperlink w:anchor="_Toc242540318" w:history="1">
             <w:r>
               <w:rPr>
                 <w:rStyle w:val="Hipervnculo"/>
@@ -2635,7 +2635,7 @@
               <w:rPr>
                 <w:noProof/>
               </w:rPr>
-              <w:instrText xml:space="preserve"> PAGEREF _Toc242538744 \h </w:instrText>
+              <w:instrText xml:space="preserve"> PAGEREF _Toc242540318 \h </w:instrText>
             </w:r>
             <w:r>
               <w:rPr>
@@ -2675,7 +2675,7 @@
               <w14:ligatures w14:val="standardContextual"/>
             </w:rPr>
           </w:pPr>
-          <w:hyperlink w:anchor="_Toc242538745" w:history="1">
+          <w:hyperlink w:anchor="_Toc242540319" w:history="1">
             <w:r>
               <w:rPr>
                 <w:rStyle w:val="Hipervnculo"/>
@@ -2699,7 +2699,7 @@
               <w:rPr>
                 <w:noProof/>
               </w:rPr>
-              <w:instrText xml:space="preserve"> PAGEREF _Toc242538745 \h </w:instrText>
+              <w:instrText xml:space="preserve"> PAGEREF _Toc242540319 \h </w:instrText>
             </w:r>
             <w:r>
               <w:rPr>
@@ -2739,7 +2739,7 @@
               <w14:ligatures w14:val="standardContextual"/>
             </w:rPr>
           </w:pPr>
-          <w:hyperlink w:anchor="_Toc242538746" w:history="1">
+          <w:hyperlink w:anchor="_Toc242540320" w:history="1">
             <w:r>
               <w:rPr>
                 <w:rStyle w:val="Hipervnculo"/>
@@ -2763,7 +2763,7 @@
               <w:rPr>
                 <w:noProof/>
               </w:rPr>
-              <w:instrText xml:space="preserve"> PAGEREF _Toc242538746 \h </w:instrText>
+              <w:instrText xml:space="preserve"> PAGEREF _Toc242540320 \h </w:instrText>
             </w:r>
             <w:r>
               <w:rPr>
@@ -2803,7 +2803,7 @@
               <w14:ligatures w14:val="standardContextual"/>
             </w:rPr>
           </w:pPr>
-          <w:hyperlink w:anchor="_Toc242538747" w:history="1">
+          <w:hyperlink w:anchor="_Toc242540321" w:history="1">
             <w:r>
               <w:rPr>
                 <w:rStyle w:val="Hipervnculo"/>
@@ -2827,7 +2827,7 @@
               <w:rPr>
                 <w:noProof/>
               </w:rPr>
-              <w:instrText xml:space="preserve"> PAGEREF _Toc242538747 \h </w:instrText>
+              <w:instrText xml:space="preserve"> PAGEREF _Toc242540321 \h </w:instrText>
             </w:r>
             <w:r>
               <w:rPr>
@@ -2877,7 +2877,7 @@
       <w:pPr>
         <w:pStyle w:val="Ttulo1"/>
       </w:pPr>
-      <w:bookmarkStart w:id="0" w:name="_Toc242538744"/>
+      <w:bookmarkStart w:id="0" w:name="_Toc242540318"/>
       <w:r>
         <w:lastRenderedPageBreak/>
         <w:t>1. Corte y método</w:t>
@@ -2897,7 +2897,7 @@
       <w:pPr>
         <w:pStyle w:val="Ttulo1"/>
       </w:pPr>
-      <w:bookmarkStart w:id="1" w:name="_Toc242538745"/>
+      <w:bookmarkStart w:id="1" w:name="_Toc242540319"/>
       <w:r>
         <w:t>2. Nivel actual frente al deseado</w:t>
       </w:r>
@@ -6771,7 +6771,7 @@
       <w:pPr>
         <w:pStyle w:val="Ttulo1"/>
       </w:pPr>
-      <w:bookmarkStart w:id="2" w:name="_Toc242538746"/>
+      <w:bookmarkStart w:id="2" w:name="_Toc242540320"/>
       <w:r>
         <w:t>3. Indicadores</w:t>
       </w:r>
@@ -7497,7 +7497,7 @@
       <w:pPr>
         <w:pStyle w:val="Ttulo1"/>
       </w:pPr>
-      <w:bookmarkStart w:id="3" w:name="_Toc242538747"/>
+      <w:bookmarkStart w:id="3" w:name="_Toc242540321"/>
       <w:r>
         <w:t>4. Conclusiones y acciones</w:t>
       </w:r>
@@ -7960,64 +7960,10 @@
 <file path=word/numbering.xml><?xml version="1.0" encoding="utf-8"?>
 <w:numbering xmlns:wpc="http://schemas.microsoft.com/office/word/2010/wordprocessingCanvas" xmlns:cx="http://schemas.microsoft.com/office/drawing/2014/chartex" xmlns:cx1="http://schemas.microsoft.com/office/drawing/2015/9/8/chartex" xmlns:cx2="http://schemas.microsoft.com/office/drawing/2015/10/21/chartex" xmlns:cx3="http://schemas.microsoft.com/office/drawing/2016/5/9/chartex" xmlns:cx4="http://schemas.microsoft.com/office/drawing/2016/5/10/chartex" xmlns:cx5="http://schemas.microsoft.com/office/drawing/2016/5/11/chartex" xmlns:cx6="http://schemas.microsoft.com/office/drawing/2016/5/12/chartex" xmlns:cx7="http://schemas.microsoft.com/office/drawing/2016/5/13/chartex" xmlns:cx8="http://schemas.microsoft.com/office/drawing/2016/5/14/chartex" xmlns:mc="http://schemas.openxmlformats.org/markup-compatibility/2006" xmlns:aink="http://schemas.microsoft.com/office/drawing/2016/ink" xmlns:am3d="http://schemas.microsoft.com/office/drawing/2017/model3d" xmlns:o="urn:schemas-microsoft-com:office:office" xmlns:oel="http://schemas.microsoft.com/office/2019/extlst" xmlns:r="http://schemas.openxmlformats.org/officeDocument/2006/relationships" xmlns:m="http://schemas.openxmlformats.org/officeDocument/2006/math" xmlns:v="urn:schemas-microsoft-com:vml" xmlns:wp14="http://schemas.microsoft.com/office/word/2010/wordprocessingDrawing" xmlns:wp="http://schemas.openxmlformats.org/drawingml/2006/wordprocessingDrawing" xmlns:w10="urn:schemas-microsoft-com:office:word" xmlns:w="http://schemas.openxmlformats.org/wordprocessingml/2006/main" xmlns:w14="http://schemas.microsoft.com/office/word/2010/wordml" xmlns:w15="http://schemas.microsoft.com/office/word/2012/wordml" xmlns:w16cex="http://schemas.microsoft.com/office/word/2018/wordml/cex" xmlns:w16cid="http://schemas.microsoft.com/office/word/2016/wordml/cid" xmlns:w16="http://schemas.microsoft.com/office/word/2018/wordml" xmlns:w16du="http://schemas.microsoft.com/office/word/2023/wordml/word16du" xmlns:w16sdtdh="http://schemas.microsoft.com/office/word/2020/wordml/sdtdatahash" xmlns:w16sdtfl="http://schemas.microsoft.com/office/word/2024/wordml/sdtformatlock" xmlns:w16se="http://schemas.microsoft.com/office/word/2015/wordml/symex" xmlns:wpg="http://schemas.microsoft.com/office/word/2010/wordprocessingGroup" xmlns:wpi="http://schemas.microsoft.com/office/word/2010/wordprocessingInk" xmlns:wne="http://schemas.microsoft.com/office/word/2006/wordml" xmlns:wps="http://schemas.microsoft.com/office/word/2010/wordprocessingShape" mc:Ignorable="w14 w15 w16se w16cid w16 w16cex w16sdtdh w16sdtfl w16du wp14">
   <w:abstractNum w:abstractNumId="0" w15:restartNumberingAfterBreak="0">
-    <w:nsid w:val="13CD64FE"/>
+    <w:nsid w:val="015372BE"/>
     <w:multiLevelType w:val="hybridMultilevel"/>
-    <w:tmpl w:val="77B4905A"/>
-    <w:lvl w:ilvl="0" w:tplc="5FE8B49C">
-      <w:start w:val="1"/>
-      <w:numFmt w:val="decimal"/>
-      <w:lvlText w:val="%1."/>
-      <w:lvlJc w:val="left"/>
-      <w:pPr>
-        <w:ind w:left="560" w:hanging="340"/>
-      </w:pPr>
-    </w:lvl>
-    <w:lvl w:ilvl="1" w:tplc="6AA4A4B2">
-      <w:numFmt w:val="decimal"/>
-      <w:lvlText w:val=""/>
-      <w:lvlJc w:val="left"/>
-    </w:lvl>
-    <w:lvl w:ilvl="2" w:tplc="DD0EF3F2">
-      <w:numFmt w:val="decimal"/>
-      <w:lvlText w:val=""/>
-      <w:lvlJc w:val="left"/>
-    </w:lvl>
-    <w:lvl w:ilvl="3" w:tplc="14CAE8D2">
-      <w:numFmt w:val="decimal"/>
-      <w:lvlText w:val=""/>
-      <w:lvlJc w:val="left"/>
-    </w:lvl>
-    <w:lvl w:ilvl="4" w:tplc="5CD605B4">
-      <w:numFmt w:val="decimal"/>
-      <w:lvlText w:val=""/>
-      <w:lvlJc w:val="left"/>
-    </w:lvl>
-    <w:lvl w:ilvl="5" w:tplc="20BE6E74">
-      <w:numFmt w:val="decimal"/>
-      <w:lvlText w:val=""/>
-      <w:lvlJc w:val="left"/>
-    </w:lvl>
-    <w:lvl w:ilvl="6" w:tplc="E47E73C0">
-      <w:numFmt w:val="decimal"/>
-      <w:lvlText w:val=""/>
-      <w:lvlJc w:val="left"/>
-    </w:lvl>
-    <w:lvl w:ilvl="7" w:tplc="14C89046">
-      <w:numFmt w:val="decimal"/>
-      <w:lvlText w:val=""/>
-      <w:lvlJc w:val="left"/>
-    </w:lvl>
-    <w:lvl w:ilvl="8" w:tplc="71B0EBE0">
-      <w:numFmt w:val="decimal"/>
-      <w:lvlText w:val=""/>
-      <w:lvlJc w:val="left"/>
-    </w:lvl>
-  </w:abstractNum>
-  <w:abstractNum w:abstractNumId="1" w15:restartNumberingAfterBreak="0">
-    <w:nsid w:val="23AB145E"/>
-    <w:multiLevelType w:val="hybridMultilevel"/>
-    <w:tmpl w:val="276A73BA"/>
-    <w:lvl w:ilvl="0" w:tplc="2056C792">
+    <w:tmpl w:val="4B86DD8A"/>
+    <w:lvl w:ilvl="0" w:tplc="8FE86040">
       <w:start w:val="1"/>
       <w:numFmt w:val="bullet"/>
       <w:lvlText w:val="•"/>
@@ -8026,52 +7972,52 @@
         <w:ind w:left="560" w:hanging="280"/>
       </w:pPr>
     </w:lvl>
-    <w:lvl w:ilvl="1" w:tplc="DAC2CFE2">
+    <w:lvl w:ilvl="1" w:tplc="ED4AF514">
       <w:numFmt w:val="decimal"/>
       <w:lvlText w:val=""/>
       <w:lvlJc w:val="left"/>
     </w:lvl>
-    <w:lvl w:ilvl="2" w:tplc="8E54A560">
+    <w:lvl w:ilvl="2" w:tplc="A760B656">
       <w:numFmt w:val="decimal"/>
       <w:lvlText w:val=""/>
       <w:lvlJc w:val="left"/>
     </w:lvl>
-    <w:lvl w:ilvl="3" w:tplc="E22C3E4C">
+    <w:lvl w:ilvl="3" w:tplc="7248B0A4">
       <w:numFmt w:val="decimal"/>
       <w:lvlText w:val=""/>
       <w:lvlJc w:val="left"/>
     </w:lvl>
-    <w:lvl w:ilvl="4" w:tplc="78E0B5AE">
+    <w:lvl w:ilvl="4" w:tplc="2C6EFDD0">
       <w:numFmt w:val="decimal"/>
       <w:lvlText w:val=""/>
       <w:lvlJc w:val="left"/>
     </w:lvl>
-    <w:lvl w:ilvl="5" w:tplc="4E84A63A">
+    <w:lvl w:ilvl="5" w:tplc="BF9EA80E">
       <w:numFmt w:val="decimal"/>
       <w:lvlText w:val=""/>
       <w:lvlJc w:val="left"/>
     </w:lvl>
-    <w:lvl w:ilvl="6" w:tplc="AE0218C8">
+    <w:lvl w:ilvl="6" w:tplc="AEE63AD2">
       <w:numFmt w:val="decimal"/>
       <w:lvlText w:val=""/>
       <w:lvlJc w:val="left"/>
     </w:lvl>
-    <w:lvl w:ilvl="7" w:tplc="324E2C5A">
+    <w:lvl w:ilvl="7" w:tplc="E8DCEAD4">
       <w:numFmt w:val="decimal"/>
       <w:lvlText w:val=""/>
       <w:lvlJc w:val="left"/>
     </w:lvl>
-    <w:lvl w:ilvl="8" w:tplc="F0C8AD2C">
+    <w:lvl w:ilvl="8" w:tplc="7FE0290E">
       <w:numFmt w:val="decimal"/>
       <w:lvlText w:val=""/>
       <w:lvlJc w:val="left"/>
     </w:lvl>
   </w:abstractNum>
-  <w:abstractNum w:abstractNumId="2" w15:restartNumberingAfterBreak="0">
-    <w:nsid w:val="290D1D7E"/>
+  <w:abstractNum w:abstractNumId="1" w15:restartNumberingAfterBreak="0">
+    <w:nsid w:val="0BC7032F"/>
     <w:multiLevelType w:val="hybridMultilevel"/>
-    <w:tmpl w:val="41B4FF46"/>
-    <w:lvl w:ilvl="0" w:tplc="D7B4A96C">
+    <w:tmpl w:val="8DF8E7CA"/>
+    <w:lvl w:ilvl="0" w:tplc="F126ED62">
       <w:start w:val="1"/>
       <w:numFmt w:val="bullet"/>
       <w:lvlText w:val="●"/>
@@ -8080,7 +8026,7 @@
         <w:ind w:left="720" w:hanging="360"/>
       </w:pPr>
     </w:lvl>
-    <w:lvl w:ilvl="1" w:tplc="16C6F8EC">
+    <w:lvl w:ilvl="1" w:tplc="48820996">
       <w:start w:val="1"/>
       <w:numFmt w:val="bullet"/>
       <w:lvlText w:val="○"/>
@@ -8089,7 +8035,7 @@
         <w:ind w:left="1440" w:hanging="360"/>
       </w:pPr>
     </w:lvl>
-    <w:lvl w:ilvl="2" w:tplc="185E195E">
+    <w:lvl w:ilvl="2" w:tplc="32F2F176">
       <w:start w:val="1"/>
       <w:numFmt w:val="bullet"/>
       <w:lvlText w:val="■"/>
@@ -8098,7 +8044,7 @@
         <w:ind w:left="2160" w:hanging="360"/>
       </w:pPr>
     </w:lvl>
-    <w:lvl w:ilvl="3" w:tplc="A34E9164">
+    <w:lvl w:ilvl="3" w:tplc="E56027F6">
       <w:start w:val="1"/>
       <w:numFmt w:val="bullet"/>
       <w:lvlText w:val="●"/>
@@ -8107,7 +8053,7 @@
         <w:ind w:left="2880" w:hanging="360"/>
       </w:pPr>
     </w:lvl>
-    <w:lvl w:ilvl="4" w:tplc="32F8D7C2">
+    <w:lvl w:ilvl="4" w:tplc="75CEEDBE">
       <w:start w:val="1"/>
       <w:numFmt w:val="bullet"/>
       <w:lvlText w:val="○"/>
@@ -8116,7 +8062,7 @@
         <w:ind w:left="3600" w:hanging="360"/>
       </w:pPr>
     </w:lvl>
-    <w:lvl w:ilvl="5" w:tplc="AA8A1FD4">
+    <w:lvl w:ilvl="5" w:tplc="3482AF48">
       <w:start w:val="1"/>
       <w:numFmt w:val="bullet"/>
       <w:lvlText w:val="■"/>
@@ -8125,7 +8071,7 @@
         <w:ind w:left="4320" w:hanging="360"/>
       </w:pPr>
     </w:lvl>
-    <w:lvl w:ilvl="6" w:tplc="67500182">
+    <w:lvl w:ilvl="6" w:tplc="E384D8DA">
       <w:start w:val="1"/>
       <w:numFmt w:val="bullet"/>
       <w:lvlText w:val="●"/>
@@ -8134,7 +8080,7 @@
         <w:ind w:left="5040" w:hanging="360"/>
       </w:pPr>
     </w:lvl>
-    <w:lvl w:ilvl="7" w:tplc="4DFA0008">
+    <w:lvl w:ilvl="7" w:tplc="AD24B65E">
       <w:start w:val="1"/>
       <w:numFmt w:val="bullet"/>
       <w:lvlText w:val="●"/>
@@ -8143,7 +8089,7 @@
         <w:ind w:left="5760" w:hanging="360"/>
       </w:pPr>
     </w:lvl>
-    <w:lvl w:ilvl="8" w:tplc="7E40E3E4">
+    <w:lvl w:ilvl="8" w:tplc="C9900F94">
       <w:start w:val="1"/>
       <w:numFmt w:val="bullet"/>
       <w:lvlText w:val="●"/>
@@ -8153,14 +8099,68 @@
       </w:pPr>
     </w:lvl>
   </w:abstractNum>
-  <w:num w:numId="1" w16cid:durableId="1574118321">
-    <w:abstractNumId w:val="2"/>
+  <w:abstractNum w:abstractNumId="2" w15:restartNumberingAfterBreak="0">
+    <w:nsid w:val="34FC77F0"/>
+    <w:multiLevelType w:val="hybridMultilevel"/>
+    <w:tmpl w:val="2BBE918C"/>
+    <w:lvl w:ilvl="0" w:tplc="5600C668">
+      <w:start w:val="1"/>
+      <w:numFmt w:val="decimal"/>
+      <w:lvlText w:val="%1."/>
+      <w:lvlJc w:val="left"/>
+      <w:pPr>
+        <w:ind w:left="560" w:hanging="340"/>
+      </w:pPr>
+    </w:lvl>
+    <w:lvl w:ilvl="1" w:tplc="042A3520">
+      <w:numFmt w:val="decimal"/>
+      <w:lvlText w:val=""/>
+      <w:lvlJc w:val="left"/>
+    </w:lvl>
+    <w:lvl w:ilvl="2" w:tplc="58F88184">
+      <w:numFmt w:val="decimal"/>
+      <w:lvlText w:val=""/>
+      <w:lvlJc w:val="left"/>
+    </w:lvl>
+    <w:lvl w:ilvl="3" w:tplc="4D52A912">
+      <w:numFmt w:val="decimal"/>
+      <w:lvlText w:val=""/>
+      <w:lvlJc w:val="left"/>
+    </w:lvl>
+    <w:lvl w:ilvl="4" w:tplc="CA0602BE">
+      <w:numFmt w:val="decimal"/>
+      <w:lvlText w:val=""/>
+      <w:lvlJc w:val="left"/>
+    </w:lvl>
+    <w:lvl w:ilvl="5" w:tplc="81087BAA">
+      <w:numFmt w:val="decimal"/>
+      <w:lvlText w:val=""/>
+      <w:lvlJc w:val="left"/>
+    </w:lvl>
+    <w:lvl w:ilvl="6" w:tplc="A0D8E762">
+      <w:numFmt w:val="decimal"/>
+      <w:lvlText w:val=""/>
+      <w:lvlJc w:val="left"/>
+    </w:lvl>
+    <w:lvl w:ilvl="7" w:tplc="375EA1C2">
+      <w:numFmt w:val="decimal"/>
+      <w:lvlText w:val=""/>
+      <w:lvlJc w:val="left"/>
+    </w:lvl>
+    <w:lvl w:ilvl="8" w:tplc="F73C55B2">
+      <w:numFmt w:val="decimal"/>
+      <w:lvlText w:val=""/>
+      <w:lvlJc w:val="left"/>
+    </w:lvl>
+  </w:abstractNum>
+  <w:num w:numId="1" w16cid:durableId="1104956514">
+    <w:abstractNumId w:val="1"/>
     <w:lvlOverride w:ilvl="0">
       <w:startOverride w:val="1"/>
     </w:lvlOverride>
   </w:num>
-  <w:num w:numId="2" w16cid:durableId="452477049">
-    <w:abstractNumId w:val="1"/>
+  <w:num w:numId="2" w16cid:durableId="1777286905">
+    <w:abstractNumId w:val="0"/>
     <w:lvlOverride w:ilvl="0">
       <w:startOverride w:val="1"/>
     </w:lvlOverride>
@@ -8753,7 +8753,7 @@
     <w:autoRedefine/>
     <w:uiPriority w:val="39"/>
     <w:unhideWhenUsed/>
-    <w:rsid w:val="00326A82"/>
+    <w:rsid w:val="00566527"/>
     <w:pPr>
       <w:spacing w:after="100"/>
     </w:pPr>

--- a/public/documentos/INT-05-informe-de-seguimiento-del-involucramiento-n-1.docx
+++ b/public/documentos/INT-05-informe-de-seguimiento-del-involucramiento-n-1.docx
@@ -18,7 +18,7 @@
           <w:left w:w="10" w:type="dxa"/>
           <w:right w:w="10" w:type="dxa"/>
         </w:tblCellMar>
-        <w:tblLook w:val="04A0" w:firstRow="1" w:lastRow="0" w:firstColumn="1" w:lastColumn="0" w:noHBand="0" w:noVBand="1"/>
+        <w:tblLook w:val="0000" w:firstRow="0" w:lastRow="0" w:firstColumn="0" w:lastColumn="0" w:noHBand="0" w:noVBand="0"/>
       </w:tblPr>
       <w:tblGrid>
         <w:gridCol w:w="1757"/>
@@ -52,7 +52,7 @@
                 <w:noProof/>
               </w:rPr>
               <w:drawing>
-                <wp:inline distT="0" distB="0" distL="0" distR="0" wp14:anchorId="2CC5157A" wp14:editId="1FD5BC91">
+                <wp:inline distT="0" distB="0" distL="0" distR="0" wp14:anchorId="0CA454C5" wp14:editId="1754BAB9">
                   <wp:extent cx="990600" cy="990600"/>
                   <wp:effectExtent l="0" t="0" r="0" b="0"/>
                   <wp:docPr id="1" name="Imagen 1"/>
@@ -171,10 +171,10 @@
                 <w:noProof/>
               </w:rPr>
               <w:drawing>
-                <wp:inline distT="0" distB="0" distL="0" distR="0" wp14:anchorId="65AFD8F2" wp14:editId="2622A6B0">
+                <wp:inline distT="0" distB="0" distL="0" distR="0" wp14:anchorId="288C04AE" wp14:editId="1E9C46E7">
                   <wp:extent cx="800100" cy="800100"/>
                   <wp:effectExtent l="0" t="0" r="0" b="0"/>
-                  <wp:docPr id="335607384" name="Imagen 335607384"/>
+                  <wp:docPr id="623881334" name="Imagen 623881334"/>
                   <wp:cNvGraphicFramePr>
                     <a:graphicFrameLocks xmlns:a="http://schemas.openxmlformats.org/drawingml/2006/main" noChangeAspect="1"/>
                   </wp:cNvGraphicFramePr>
@@ -308,7 +308,7 @@
           <w:left w:w="10" w:type="dxa"/>
           <w:right w:w="10" w:type="dxa"/>
         </w:tblCellMar>
-        <w:tblLook w:val="04A0" w:firstRow="1" w:lastRow="0" w:firstColumn="1" w:lastColumn="0" w:noHBand="0" w:noVBand="1"/>
+        <w:tblLook w:val="0000" w:firstRow="0" w:lastRow="0" w:firstColumn="0" w:lastColumn="0" w:noHBand="0" w:noVBand="0"/>
       </w:tblPr>
       <w:tblGrid>
         <w:gridCol w:w="2636"/>
@@ -786,7 +786,7 @@
           <w:left w:w="10" w:type="dxa"/>
           <w:right w:w="10" w:type="dxa"/>
         </w:tblCellMar>
-        <w:tblLook w:val="04A0" w:firstRow="1" w:lastRow="0" w:firstColumn="1" w:lastColumn="0" w:noHBand="0" w:noVBand="1"/>
+        <w:tblLook w:val="0000" w:firstRow="0" w:lastRow="0" w:firstColumn="0" w:lastColumn="0" w:noHBand="0" w:noVBand="0"/>
       </w:tblPr>
       <w:tblGrid>
         <w:gridCol w:w="4042"/>
@@ -1399,7 +1399,7 @@
           <w:left w:w="10" w:type="dxa"/>
           <w:right w:w="10" w:type="dxa"/>
         </w:tblCellMar>
-        <w:tblLook w:val="04A0" w:firstRow="1" w:lastRow="0" w:firstColumn="1" w:lastColumn="0" w:noHBand="0" w:noVBand="1"/>
+        <w:tblLook w:val="0000" w:firstRow="0" w:lastRow="0" w:firstColumn="0" w:lastColumn="0" w:noHBand="0" w:noVBand="0"/>
       </w:tblPr>
       <w:tblGrid>
         <w:gridCol w:w="2636"/>
@@ -1817,7 +1817,7 @@
           <w:left w:w="10" w:type="dxa"/>
           <w:right w:w="10" w:type="dxa"/>
         </w:tblCellMar>
-        <w:tblLook w:val="04A0" w:firstRow="1" w:lastRow="0" w:firstColumn="1" w:lastColumn="0" w:noHBand="0" w:noVBand="1"/>
+        <w:tblLook w:val="0000" w:firstRow="0" w:lastRow="0" w:firstColumn="0" w:lastColumn="0" w:noHBand="0" w:noVBand="0"/>
       </w:tblPr>
       <w:tblGrid>
         <w:gridCol w:w="1054"/>
@@ -2158,7 +2158,7 @@
           <w:left w:w="10" w:type="dxa"/>
           <w:right w:w="10" w:type="dxa"/>
         </w:tblCellMar>
-        <w:tblLook w:val="04A0" w:firstRow="1" w:lastRow="0" w:firstColumn="1" w:lastColumn="0" w:noHBand="0" w:noVBand="1"/>
+        <w:tblLook w:val="0000" w:firstRow="0" w:lastRow="0" w:firstColumn="0" w:lastColumn="0" w:noHBand="0" w:noVBand="0"/>
       </w:tblPr>
       <w:tblGrid>
         <w:gridCol w:w="2636"/>
@@ -2498,7 +2498,7 @@
           <w:left w:w="10" w:type="dxa"/>
           <w:right w:w="10" w:type="dxa"/>
         </w:tblCellMar>
-        <w:tblLook w:val="04A0" w:firstRow="1" w:lastRow="0" w:firstColumn="1" w:lastColumn="0" w:noHBand="0" w:noVBand="1"/>
+        <w:tblLook w:val="0000" w:firstRow="0" w:lastRow="0" w:firstColumn="0" w:lastColumn="0" w:noHBand="0" w:noVBand="0"/>
       </w:tblPr>
       <w:tblGrid>
         <w:gridCol w:w="8787"/>
@@ -2585,7 +2585,7 @@
     <w:sdt>
       <w:sdtPr>
         <w:alias w:val="Contenido"/>
-        <w:id w:val="-1143808060"/>
+        <w:id w:val="1430855987"/>
       </w:sdtPr>
       <w:sdtEndPr/>
       <w:sdtContent>
@@ -2611,7 +2611,7 @@
           <w:r>
             <w:fldChar w:fldCharType="separate"/>
           </w:r>
-          <w:hyperlink w:anchor="_Toc242540318" w:history="1">
+          <w:hyperlink w:anchor="_Toc242543398" w:history="1">
             <w:r>
               <w:rPr>
                 <w:rStyle w:val="Hipervnculo"/>
@@ -2635,7 +2635,7 @@
               <w:rPr>
                 <w:noProof/>
               </w:rPr>
-              <w:instrText xml:space="preserve"> PAGEREF _Toc242540318 \h </w:instrText>
+              <w:instrText xml:space="preserve"> PAGEREF _Toc242543398 \h </w:instrText>
             </w:r>
             <w:r>
               <w:rPr>
@@ -2675,7 +2675,7 @@
               <w14:ligatures w14:val="standardContextual"/>
             </w:rPr>
           </w:pPr>
-          <w:hyperlink w:anchor="_Toc242540319" w:history="1">
+          <w:hyperlink w:anchor="_Toc242543399" w:history="1">
             <w:r>
               <w:rPr>
                 <w:rStyle w:val="Hipervnculo"/>
@@ -2699,7 +2699,7 @@
               <w:rPr>
                 <w:noProof/>
               </w:rPr>
-              <w:instrText xml:space="preserve"> PAGEREF _Toc242540319 \h </w:instrText>
+              <w:instrText xml:space="preserve"> PAGEREF _Toc242543399 \h </w:instrText>
             </w:r>
             <w:r>
               <w:rPr>
@@ -2739,7 +2739,7 @@
               <w14:ligatures w14:val="standardContextual"/>
             </w:rPr>
           </w:pPr>
-          <w:hyperlink w:anchor="_Toc242540320" w:history="1">
+          <w:hyperlink w:anchor="_Toc242543400" w:history="1">
             <w:r>
               <w:rPr>
                 <w:rStyle w:val="Hipervnculo"/>
@@ -2763,7 +2763,7 @@
               <w:rPr>
                 <w:noProof/>
               </w:rPr>
-              <w:instrText xml:space="preserve"> PAGEREF _Toc242540320 \h </w:instrText>
+              <w:instrText xml:space="preserve"> PAGEREF _Toc242543400 \h </w:instrText>
             </w:r>
             <w:r>
               <w:rPr>
@@ -2803,7 +2803,7 @@
               <w14:ligatures w14:val="standardContextual"/>
             </w:rPr>
           </w:pPr>
-          <w:hyperlink w:anchor="_Toc242540321" w:history="1">
+          <w:hyperlink w:anchor="_Toc242543401" w:history="1">
             <w:r>
               <w:rPr>
                 <w:rStyle w:val="Hipervnculo"/>
@@ -2827,7 +2827,7 @@
               <w:rPr>
                 <w:noProof/>
               </w:rPr>
-              <w:instrText xml:space="preserve"> PAGEREF _Toc242540321 \h </w:instrText>
+              <w:instrText xml:space="preserve"> PAGEREF _Toc242543401 \h </w:instrText>
             </w:r>
             <w:r>
               <w:rPr>
@@ -2877,7 +2877,7 @@
       <w:pPr>
         <w:pStyle w:val="Ttulo1"/>
       </w:pPr>
-      <w:bookmarkStart w:id="0" w:name="_Toc242540318"/>
+      <w:bookmarkStart w:id="0" w:name="_Toc242543398"/>
       <w:r>
         <w:lastRenderedPageBreak/>
         <w:t>1. Corte y método</w:t>
@@ -2897,7 +2897,7 @@
       <w:pPr>
         <w:pStyle w:val="Ttulo1"/>
       </w:pPr>
-      <w:bookmarkStart w:id="1" w:name="_Toc242540319"/>
+      <w:bookmarkStart w:id="1" w:name="_Toc242543399"/>
       <w:r>
         <w:t>2. Nivel actual frente al deseado</w:t>
       </w:r>
@@ -2945,7 +2945,7 @@
           <w:left w:w="10" w:type="dxa"/>
           <w:right w:w="10" w:type="dxa"/>
         </w:tblCellMar>
-        <w:tblLook w:val="04A0" w:firstRow="1" w:lastRow="0" w:firstColumn="1" w:lastColumn="0" w:noHBand="0" w:noVBand="1"/>
+        <w:tblLook w:val="0000" w:firstRow="0" w:lastRow="0" w:firstColumn="0" w:lastColumn="0" w:noHBand="0" w:noVBand="0"/>
       </w:tblPr>
       <w:tblGrid>
         <w:gridCol w:w="2331"/>
@@ -6771,7 +6771,7 @@
       <w:pPr>
         <w:pStyle w:val="Ttulo1"/>
       </w:pPr>
-      <w:bookmarkStart w:id="2" w:name="_Toc242540320"/>
+      <w:bookmarkStart w:id="2" w:name="_Toc242543400"/>
       <w:r>
         <w:t>3. Indicadores</w:t>
       </w:r>
@@ -6819,7 +6819,7 @@
           <w:left w:w="10" w:type="dxa"/>
           <w:right w:w="10" w:type="dxa"/>
         </w:tblCellMar>
-        <w:tblLook w:val="04A0" w:firstRow="1" w:lastRow="0" w:firstColumn="1" w:lastColumn="0" w:noHBand="0" w:noVBand="1"/>
+        <w:tblLook w:val="0000" w:firstRow="0" w:lastRow="0" w:firstColumn="0" w:lastColumn="0" w:noHBand="0" w:noVBand="0"/>
       </w:tblPr>
       <w:tblGrid>
         <w:gridCol w:w="6410"/>
@@ -7497,7 +7497,7 @@
       <w:pPr>
         <w:pStyle w:val="Ttulo1"/>
       </w:pPr>
-      <w:bookmarkStart w:id="3" w:name="_Toc242540321"/>
+      <w:bookmarkStart w:id="3" w:name="_Toc242543401"/>
       <w:r>
         <w:t>4. Conclusiones y acciones</w:t>
       </w:r>
@@ -7960,10 +7960,64 @@
 <file path=word/numbering.xml><?xml version="1.0" encoding="utf-8"?>
 <w:numbering xmlns:wpc="http://schemas.microsoft.com/office/word/2010/wordprocessingCanvas" xmlns:cx="http://schemas.microsoft.com/office/drawing/2014/chartex" xmlns:cx1="http://schemas.microsoft.com/office/drawing/2015/9/8/chartex" xmlns:cx2="http://schemas.microsoft.com/office/drawing/2015/10/21/chartex" xmlns:cx3="http://schemas.microsoft.com/office/drawing/2016/5/9/chartex" xmlns:cx4="http://schemas.microsoft.com/office/drawing/2016/5/10/chartex" xmlns:cx5="http://schemas.microsoft.com/office/drawing/2016/5/11/chartex" xmlns:cx6="http://schemas.microsoft.com/office/drawing/2016/5/12/chartex" xmlns:cx7="http://schemas.microsoft.com/office/drawing/2016/5/13/chartex" xmlns:cx8="http://schemas.microsoft.com/office/drawing/2016/5/14/chartex" xmlns:mc="http://schemas.openxmlformats.org/markup-compatibility/2006" xmlns:aink="http://schemas.microsoft.com/office/drawing/2016/ink" xmlns:am3d="http://schemas.microsoft.com/office/drawing/2017/model3d" xmlns:o="urn:schemas-microsoft-com:office:office" xmlns:oel="http://schemas.microsoft.com/office/2019/extlst" xmlns:r="http://schemas.openxmlformats.org/officeDocument/2006/relationships" xmlns:m="http://schemas.openxmlformats.org/officeDocument/2006/math" xmlns:v="urn:schemas-microsoft-com:vml" xmlns:wp14="http://schemas.microsoft.com/office/word/2010/wordprocessingDrawing" xmlns:wp="http://schemas.openxmlformats.org/drawingml/2006/wordprocessingDrawing" xmlns:w10="urn:schemas-microsoft-com:office:word" xmlns:w="http://schemas.openxmlformats.org/wordprocessingml/2006/main" xmlns:w14="http://schemas.microsoft.com/office/word/2010/wordml" xmlns:w15="http://schemas.microsoft.com/office/word/2012/wordml" xmlns:w16cex="http://schemas.microsoft.com/office/word/2018/wordml/cex" xmlns:w16cid="http://schemas.microsoft.com/office/word/2016/wordml/cid" xmlns:w16="http://schemas.microsoft.com/office/word/2018/wordml" xmlns:w16du="http://schemas.microsoft.com/office/word/2023/wordml/word16du" xmlns:w16sdtdh="http://schemas.microsoft.com/office/word/2020/wordml/sdtdatahash" xmlns:w16sdtfl="http://schemas.microsoft.com/office/word/2024/wordml/sdtformatlock" xmlns:w16se="http://schemas.microsoft.com/office/word/2015/wordml/symex" xmlns:wpg="http://schemas.microsoft.com/office/word/2010/wordprocessingGroup" xmlns:wpi="http://schemas.microsoft.com/office/word/2010/wordprocessingInk" xmlns:wne="http://schemas.microsoft.com/office/word/2006/wordml" xmlns:wps="http://schemas.microsoft.com/office/word/2010/wordprocessingShape" mc:Ignorable="w14 w15 w16se w16cid w16 w16cex w16sdtdh w16sdtfl w16du wp14">
   <w:abstractNum w:abstractNumId="0" w15:restartNumberingAfterBreak="0">
-    <w:nsid w:val="015372BE"/>
+    <w:nsid w:val="02F9367E"/>
     <w:multiLevelType w:val="hybridMultilevel"/>
-    <w:tmpl w:val="4B86DD8A"/>
-    <w:lvl w:ilvl="0" w:tplc="8FE86040">
+    <w:tmpl w:val="73748CE0"/>
+    <w:lvl w:ilvl="0" w:tplc="EC84449C">
+      <w:start w:val="1"/>
+      <w:numFmt w:val="decimal"/>
+      <w:lvlText w:val="%1."/>
+      <w:lvlJc w:val="left"/>
+      <w:pPr>
+        <w:ind w:left="560" w:hanging="340"/>
+      </w:pPr>
+    </w:lvl>
+    <w:lvl w:ilvl="1" w:tplc="7DD84F16">
+      <w:numFmt w:val="decimal"/>
+      <w:lvlText w:val=""/>
+      <w:lvlJc w:val="left"/>
+    </w:lvl>
+    <w:lvl w:ilvl="2" w:tplc="7DCC5CB8">
+      <w:numFmt w:val="decimal"/>
+      <w:lvlText w:val=""/>
+      <w:lvlJc w:val="left"/>
+    </w:lvl>
+    <w:lvl w:ilvl="3" w:tplc="96801A40">
+      <w:numFmt w:val="decimal"/>
+      <w:lvlText w:val=""/>
+      <w:lvlJc w:val="left"/>
+    </w:lvl>
+    <w:lvl w:ilvl="4" w:tplc="5AC6D5B8">
+      <w:numFmt w:val="decimal"/>
+      <w:lvlText w:val=""/>
+      <w:lvlJc w:val="left"/>
+    </w:lvl>
+    <w:lvl w:ilvl="5" w:tplc="81844290">
+      <w:numFmt w:val="decimal"/>
+      <w:lvlText w:val=""/>
+      <w:lvlJc w:val="left"/>
+    </w:lvl>
+    <w:lvl w:ilvl="6" w:tplc="F2AE9BA6">
+      <w:numFmt w:val="decimal"/>
+      <w:lvlText w:val=""/>
+      <w:lvlJc w:val="left"/>
+    </w:lvl>
+    <w:lvl w:ilvl="7" w:tplc="B5AE74EE">
+      <w:numFmt w:val="decimal"/>
+      <w:lvlText w:val=""/>
+      <w:lvlJc w:val="left"/>
+    </w:lvl>
+    <w:lvl w:ilvl="8" w:tplc="6D166626">
+      <w:numFmt w:val="decimal"/>
+      <w:lvlText w:val=""/>
+      <w:lvlJc w:val="left"/>
+    </w:lvl>
+  </w:abstractNum>
+  <w:abstractNum w:abstractNumId="1" w15:restartNumberingAfterBreak="0">
+    <w:nsid w:val="131C592B"/>
+    <w:multiLevelType w:val="hybridMultilevel"/>
+    <w:tmpl w:val="0020042C"/>
+    <w:lvl w:ilvl="0" w:tplc="509AAA92">
       <w:start w:val="1"/>
       <w:numFmt w:val="bullet"/>
       <w:lvlText w:val="•"/>
@@ -7972,52 +8026,52 @@
         <w:ind w:left="560" w:hanging="280"/>
       </w:pPr>
     </w:lvl>
-    <w:lvl w:ilvl="1" w:tplc="ED4AF514">
+    <w:lvl w:ilvl="1" w:tplc="5262EACC">
       <w:numFmt w:val="decimal"/>
       <w:lvlText w:val=""/>
       <w:lvlJc w:val="left"/>
     </w:lvl>
-    <w:lvl w:ilvl="2" w:tplc="A760B656">
+    <w:lvl w:ilvl="2" w:tplc="2EE09416">
       <w:numFmt w:val="decimal"/>
       <w:lvlText w:val=""/>
       <w:lvlJc w:val="left"/>
     </w:lvl>
-    <w:lvl w:ilvl="3" w:tplc="7248B0A4">
+    <w:lvl w:ilvl="3" w:tplc="9EAE2942">
       <w:numFmt w:val="decimal"/>
       <w:lvlText w:val=""/>
       <w:lvlJc w:val="left"/>
     </w:lvl>
-    <w:lvl w:ilvl="4" w:tplc="2C6EFDD0">
+    <w:lvl w:ilvl="4" w:tplc="205A7D40">
       <w:numFmt w:val="decimal"/>
       <w:lvlText w:val=""/>
       <w:lvlJc w:val="left"/>
     </w:lvl>
-    <w:lvl w:ilvl="5" w:tplc="BF9EA80E">
+    <w:lvl w:ilvl="5" w:tplc="8480BC0A">
       <w:numFmt w:val="decimal"/>
       <w:lvlText w:val=""/>
       <w:lvlJc w:val="left"/>
     </w:lvl>
-    <w:lvl w:ilvl="6" w:tplc="AEE63AD2">
+    <w:lvl w:ilvl="6" w:tplc="6AD032BA">
       <w:numFmt w:val="decimal"/>
       <w:lvlText w:val=""/>
       <w:lvlJc w:val="left"/>
     </w:lvl>
-    <w:lvl w:ilvl="7" w:tplc="E8DCEAD4">
+    <w:lvl w:ilvl="7" w:tplc="91EEC27A">
       <w:numFmt w:val="decimal"/>
       <w:lvlText w:val=""/>
       <w:lvlJc w:val="left"/>
     </w:lvl>
-    <w:lvl w:ilvl="8" w:tplc="7FE0290E">
+    <w:lvl w:ilvl="8" w:tplc="486CABC8">
       <w:numFmt w:val="decimal"/>
       <w:lvlText w:val=""/>
       <w:lvlJc w:val="left"/>
     </w:lvl>
   </w:abstractNum>
-  <w:abstractNum w:abstractNumId="1" w15:restartNumberingAfterBreak="0">
-    <w:nsid w:val="0BC7032F"/>
+  <w:abstractNum w:abstractNumId="2" w15:restartNumberingAfterBreak="0">
+    <w:nsid w:val="629B21F1"/>
     <w:multiLevelType w:val="hybridMultilevel"/>
-    <w:tmpl w:val="8DF8E7CA"/>
-    <w:lvl w:ilvl="0" w:tplc="F126ED62">
+    <w:tmpl w:val="C7BC032A"/>
+    <w:lvl w:ilvl="0" w:tplc="A1907B84">
       <w:start w:val="1"/>
       <w:numFmt w:val="bullet"/>
       <w:lvlText w:val="●"/>
@@ -8026,7 +8080,7 @@
         <w:ind w:left="720" w:hanging="360"/>
       </w:pPr>
     </w:lvl>
-    <w:lvl w:ilvl="1" w:tplc="48820996">
+    <w:lvl w:ilvl="1" w:tplc="00EEE8D8">
       <w:start w:val="1"/>
       <w:numFmt w:val="bullet"/>
       <w:lvlText w:val="○"/>
@@ -8035,7 +8089,7 @@
         <w:ind w:left="1440" w:hanging="360"/>
       </w:pPr>
     </w:lvl>
-    <w:lvl w:ilvl="2" w:tplc="32F2F176">
+    <w:lvl w:ilvl="2" w:tplc="5A701874">
       <w:start w:val="1"/>
       <w:numFmt w:val="bullet"/>
       <w:lvlText w:val="■"/>
@@ -8044,7 +8098,7 @@
         <w:ind w:left="2160" w:hanging="360"/>
       </w:pPr>
     </w:lvl>
-    <w:lvl w:ilvl="3" w:tplc="E56027F6">
+    <w:lvl w:ilvl="3" w:tplc="A1FE1350">
       <w:start w:val="1"/>
       <w:numFmt w:val="bullet"/>
       <w:lvlText w:val="●"/>
@@ -8053,7 +8107,7 @@
         <w:ind w:left="2880" w:hanging="360"/>
       </w:pPr>
     </w:lvl>
-    <w:lvl w:ilvl="4" w:tplc="75CEEDBE">
+    <w:lvl w:ilvl="4" w:tplc="23BAE0E4">
       <w:start w:val="1"/>
       <w:numFmt w:val="bullet"/>
       <w:lvlText w:val="○"/>
@@ -8062,7 +8116,7 @@
         <w:ind w:left="3600" w:hanging="360"/>
       </w:pPr>
     </w:lvl>
-    <w:lvl w:ilvl="5" w:tplc="3482AF48">
+    <w:lvl w:ilvl="5" w:tplc="2D7654A2">
       <w:start w:val="1"/>
       <w:numFmt w:val="bullet"/>
       <w:lvlText w:val="■"/>
@@ -8071,7 +8125,7 @@
         <w:ind w:left="4320" w:hanging="360"/>
       </w:pPr>
     </w:lvl>
-    <w:lvl w:ilvl="6" w:tplc="E384D8DA">
+    <w:lvl w:ilvl="6" w:tplc="5D225E8C">
       <w:start w:val="1"/>
       <w:numFmt w:val="bullet"/>
       <w:lvlText w:val="●"/>
@@ -8080,7 +8134,7 @@
         <w:ind w:left="5040" w:hanging="360"/>
       </w:pPr>
     </w:lvl>
-    <w:lvl w:ilvl="7" w:tplc="AD24B65E">
+    <w:lvl w:ilvl="7" w:tplc="ACDC135C">
       <w:start w:val="1"/>
       <w:numFmt w:val="bullet"/>
       <w:lvlText w:val="●"/>
@@ -8089,7 +8143,7 @@
         <w:ind w:left="5760" w:hanging="360"/>
       </w:pPr>
     </w:lvl>
-    <w:lvl w:ilvl="8" w:tplc="C9900F94">
+    <w:lvl w:ilvl="8" w:tplc="23E0AF68">
       <w:start w:val="1"/>
       <w:numFmt w:val="bullet"/>
       <w:lvlText w:val="●"/>
@@ -8099,68 +8153,14 @@
       </w:pPr>
     </w:lvl>
   </w:abstractNum>
-  <w:abstractNum w:abstractNumId="2" w15:restartNumberingAfterBreak="0">
-    <w:nsid w:val="34FC77F0"/>
-    <w:multiLevelType w:val="hybridMultilevel"/>
-    <w:tmpl w:val="2BBE918C"/>
-    <w:lvl w:ilvl="0" w:tplc="5600C668">
-      <w:start w:val="1"/>
-      <w:numFmt w:val="decimal"/>
-      <w:lvlText w:val="%1."/>
-      <w:lvlJc w:val="left"/>
-      <w:pPr>
-        <w:ind w:left="560" w:hanging="340"/>
-      </w:pPr>
-    </w:lvl>
-    <w:lvl w:ilvl="1" w:tplc="042A3520">
-      <w:numFmt w:val="decimal"/>
-      <w:lvlText w:val=""/>
-      <w:lvlJc w:val="left"/>
-    </w:lvl>
-    <w:lvl w:ilvl="2" w:tplc="58F88184">
-      <w:numFmt w:val="decimal"/>
-      <w:lvlText w:val=""/>
-      <w:lvlJc w:val="left"/>
-    </w:lvl>
-    <w:lvl w:ilvl="3" w:tplc="4D52A912">
-      <w:numFmt w:val="decimal"/>
-      <w:lvlText w:val=""/>
-      <w:lvlJc w:val="left"/>
-    </w:lvl>
-    <w:lvl w:ilvl="4" w:tplc="CA0602BE">
-      <w:numFmt w:val="decimal"/>
-      <w:lvlText w:val=""/>
-      <w:lvlJc w:val="left"/>
-    </w:lvl>
-    <w:lvl w:ilvl="5" w:tplc="81087BAA">
-      <w:numFmt w:val="decimal"/>
-      <w:lvlText w:val=""/>
-      <w:lvlJc w:val="left"/>
-    </w:lvl>
-    <w:lvl w:ilvl="6" w:tplc="A0D8E762">
-      <w:numFmt w:val="decimal"/>
-      <w:lvlText w:val=""/>
-      <w:lvlJc w:val="left"/>
-    </w:lvl>
-    <w:lvl w:ilvl="7" w:tplc="375EA1C2">
-      <w:numFmt w:val="decimal"/>
-      <w:lvlText w:val=""/>
-      <w:lvlJc w:val="left"/>
-    </w:lvl>
-    <w:lvl w:ilvl="8" w:tplc="F73C55B2">
-      <w:numFmt w:val="decimal"/>
-      <w:lvlText w:val=""/>
-      <w:lvlJc w:val="left"/>
-    </w:lvl>
-  </w:abstractNum>
-  <w:num w:numId="1" w16cid:durableId="1104956514">
-    <w:abstractNumId w:val="1"/>
+  <w:num w:numId="1" w16cid:durableId="182208947">
+    <w:abstractNumId w:val="2"/>
     <w:lvlOverride w:ilvl="0">
       <w:startOverride w:val="1"/>
     </w:lvlOverride>
   </w:num>
-  <w:num w:numId="2" w16cid:durableId="1777286905">
-    <w:abstractNumId w:val="0"/>
+  <w:num w:numId="2" w16cid:durableId="1117797327">
+    <w:abstractNumId w:val="1"/>
     <w:lvlOverride w:ilvl="0">
       <w:startOverride w:val="1"/>
     </w:lvlOverride>
@@ -8753,7 +8753,7 @@
     <w:autoRedefine/>
     <w:uiPriority w:val="39"/>
     <w:unhideWhenUsed/>
-    <w:rsid w:val="00566527"/>
+    <w:rsid w:val="00907175"/>
     <w:pPr>
       <w:spacing w:after="100"/>
     </w:pPr>

--- a/public/documentos/INT-05-informe-de-seguimiento-del-involucramiento-n-1.docx
+++ b/public/documentos/INT-05-informe-de-seguimiento-del-involucramiento-n-1.docx
@@ -18,7 +18,7 @@
           <w:left w:w="10" w:type="dxa"/>
           <w:right w:w="10" w:type="dxa"/>
         </w:tblCellMar>
-        <w:tblLook w:val="0000" w:firstRow="0" w:lastRow="0" w:firstColumn="0" w:lastColumn="0" w:noHBand="0" w:noVBand="0"/>
+        <w:tblLook w:val="04A0" w:firstRow="1" w:lastRow="0" w:firstColumn="1" w:lastColumn="0" w:noHBand="0" w:noVBand="1"/>
       </w:tblPr>
       <w:tblGrid>
         <w:gridCol w:w="1757"/>
@@ -52,7 +52,7 @@
                 <w:noProof/>
               </w:rPr>
               <w:drawing>
-                <wp:inline distT="0" distB="0" distL="0" distR="0" wp14:anchorId="0CA454C5" wp14:editId="1754BAB9">
+                <wp:inline distT="0" distB="0" distL="0" distR="0" wp14:anchorId="1C928C5B" wp14:editId="3D1F46C4">
                   <wp:extent cx="990600" cy="990600"/>
                   <wp:effectExtent l="0" t="0" r="0" b="0"/>
                   <wp:docPr id="1" name="Imagen 1"/>
@@ -171,10 +171,10 @@
                 <w:noProof/>
               </w:rPr>
               <w:drawing>
-                <wp:inline distT="0" distB="0" distL="0" distR="0" wp14:anchorId="288C04AE" wp14:editId="1E9C46E7">
+                <wp:inline distT="0" distB="0" distL="0" distR="0" wp14:anchorId="73EAA085" wp14:editId="0B1D0DEC">
                   <wp:extent cx="800100" cy="800100"/>
                   <wp:effectExtent l="0" t="0" r="0" b="0"/>
-                  <wp:docPr id="623881334" name="Imagen 623881334"/>
+                  <wp:docPr id="227784217" name="Imagen 227784217"/>
                   <wp:cNvGraphicFramePr>
                     <a:graphicFrameLocks xmlns:a="http://schemas.openxmlformats.org/drawingml/2006/main" noChangeAspect="1"/>
                   </wp:cNvGraphicFramePr>
@@ -308,7 +308,7 @@
           <w:left w:w="10" w:type="dxa"/>
           <w:right w:w="10" w:type="dxa"/>
         </w:tblCellMar>
-        <w:tblLook w:val="0000" w:firstRow="0" w:lastRow="0" w:firstColumn="0" w:lastColumn="0" w:noHBand="0" w:noVBand="0"/>
+        <w:tblLook w:val="04A0" w:firstRow="1" w:lastRow="0" w:firstColumn="1" w:lastColumn="0" w:noHBand="0" w:noVBand="1"/>
       </w:tblPr>
       <w:tblGrid>
         <w:gridCol w:w="2636"/>
@@ -786,7 +786,7 @@
           <w:left w:w="10" w:type="dxa"/>
           <w:right w:w="10" w:type="dxa"/>
         </w:tblCellMar>
-        <w:tblLook w:val="0000" w:firstRow="0" w:lastRow="0" w:firstColumn="0" w:lastColumn="0" w:noHBand="0" w:noVBand="0"/>
+        <w:tblLook w:val="04A0" w:firstRow="1" w:lastRow="0" w:firstColumn="1" w:lastColumn="0" w:noHBand="0" w:noVBand="1"/>
       </w:tblPr>
       <w:tblGrid>
         <w:gridCol w:w="4042"/>
@@ -1399,7 +1399,7 @@
           <w:left w:w="10" w:type="dxa"/>
           <w:right w:w="10" w:type="dxa"/>
         </w:tblCellMar>
-        <w:tblLook w:val="0000" w:firstRow="0" w:lastRow="0" w:firstColumn="0" w:lastColumn="0" w:noHBand="0" w:noVBand="0"/>
+        <w:tblLook w:val="04A0" w:firstRow="1" w:lastRow="0" w:firstColumn="1" w:lastColumn="0" w:noHBand="0" w:noVBand="1"/>
       </w:tblPr>
       <w:tblGrid>
         <w:gridCol w:w="2636"/>
@@ -1817,7 +1817,7 @@
           <w:left w:w="10" w:type="dxa"/>
           <w:right w:w="10" w:type="dxa"/>
         </w:tblCellMar>
-        <w:tblLook w:val="0000" w:firstRow="0" w:lastRow="0" w:firstColumn="0" w:lastColumn="0" w:noHBand="0" w:noVBand="0"/>
+        <w:tblLook w:val="04A0" w:firstRow="1" w:lastRow="0" w:firstColumn="1" w:lastColumn="0" w:noHBand="0" w:noVBand="1"/>
       </w:tblPr>
       <w:tblGrid>
         <w:gridCol w:w="1054"/>
@@ -2158,7 +2158,7 @@
           <w:left w:w="10" w:type="dxa"/>
           <w:right w:w="10" w:type="dxa"/>
         </w:tblCellMar>
-        <w:tblLook w:val="0000" w:firstRow="0" w:lastRow="0" w:firstColumn="0" w:lastColumn="0" w:noHBand="0" w:noVBand="0"/>
+        <w:tblLook w:val="04A0" w:firstRow="1" w:lastRow="0" w:firstColumn="1" w:lastColumn="0" w:noHBand="0" w:noVBand="1"/>
       </w:tblPr>
       <w:tblGrid>
         <w:gridCol w:w="2636"/>
@@ -2498,7 +2498,7 @@
           <w:left w:w="10" w:type="dxa"/>
           <w:right w:w="10" w:type="dxa"/>
         </w:tblCellMar>
-        <w:tblLook w:val="0000" w:firstRow="0" w:lastRow="0" w:firstColumn="0" w:lastColumn="0" w:noHBand="0" w:noVBand="0"/>
+        <w:tblLook w:val="04A0" w:firstRow="1" w:lastRow="0" w:firstColumn="1" w:lastColumn="0" w:noHBand="0" w:noVBand="1"/>
       </w:tblPr>
       <w:tblGrid>
         <w:gridCol w:w="8787"/>
@@ -2585,7 +2585,7 @@
     <w:sdt>
       <w:sdtPr>
         <w:alias w:val="Contenido"/>
-        <w:id w:val="1430855987"/>
+        <w:id w:val="-1664458378"/>
       </w:sdtPr>
       <w:sdtEndPr/>
       <w:sdtContent>
@@ -2611,7 +2611,7 @@
           <w:r>
             <w:fldChar w:fldCharType="separate"/>
           </w:r>
-          <w:hyperlink w:anchor="_Toc242543398" w:history="1">
+          <w:hyperlink w:anchor="_Toc242545426" w:history="1">
             <w:r>
               <w:rPr>
                 <w:rStyle w:val="Hipervnculo"/>
@@ -2635,7 +2635,7 @@
               <w:rPr>
                 <w:noProof/>
               </w:rPr>
-              <w:instrText xml:space="preserve"> PAGEREF _Toc242543398 \h </w:instrText>
+              <w:instrText xml:space="preserve"> PAGEREF _Toc242545426 \h </w:instrText>
             </w:r>
             <w:r>
               <w:rPr>
@@ -2675,7 +2675,7 @@
               <w14:ligatures w14:val="standardContextual"/>
             </w:rPr>
           </w:pPr>
-          <w:hyperlink w:anchor="_Toc242543399" w:history="1">
+          <w:hyperlink w:anchor="_Toc242545427" w:history="1">
             <w:r>
               <w:rPr>
                 <w:rStyle w:val="Hipervnculo"/>
@@ -2699,7 +2699,7 @@
               <w:rPr>
                 <w:noProof/>
               </w:rPr>
-              <w:instrText xml:space="preserve"> PAGEREF _Toc242543399 \h </w:instrText>
+              <w:instrText xml:space="preserve"> PAGEREF _Toc242545427 \h </w:instrText>
             </w:r>
             <w:r>
               <w:rPr>
@@ -2739,7 +2739,7 @@
               <w14:ligatures w14:val="standardContextual"/>
             </w:rPr>
           </w:pPr>
-          <w:hyperlink w:anchor="_Toc242543400" w:history="1">
+          <w:hyperlink w:anchor="_Toc242545428" w:history="1">
             <w:r>
               <w:rPr>
                 <w:rStyle w:val="Hipervnculo"/>
@@ -2763,7 +2763,7 @@
               <w:rPr>
                 <w:noProof/>
               </w:rPr>
-              <w:instrText xml:space="preserve"> PAGEREF _Toc242543400 \h </w:instrText>
+              <w:instrText xml:space="preserve"> PAGEREF _Toc242545428 \h </w:instrText>
             </w:r>
             <w:r>
               <w:rPr>
@@ -2803,7 +2803,7 @@
               <w14:ligatures w14:val="standardContextual"/>
             </w:rPr>
           </w:pPr>
-          <w:hyperlink w:anchor="_Toc242543401" w:history="1">
+          <w:hyperlink w:anchor="_Toc242545429" w:history="1">
             <w:r>
               <w:rPr>
                 <w:rStyle w:val="Hipervnculo"/>
@@ -2827,7 +2827,7 @@
               <w:rPr>
                 <w:noProof/>
               </w:rPr>
-              <w:instrText xml:space="preserve"> PAGEREF _Toc242543401 \h </w:instrText>
+              <w:instrText xml:space="preserve"> PAGEREF _Toc242545429 \h </w:instrText>
             </w:r>
             <w:r>
               <w:rPr>
@@ -2877,7 +2877,7 @@
       <w:pPr>
         <w:pStyle w:val="Ttulo1"/>
       </w:pPr>
-      <w:bookmarkStart w:id="0" w:name="_Toc242543398"/>
+      <w:bookmarkStart w:id="0" w:name="_Toc242545426"/>
       <w:r>
         <w:lastRenderedPageBreak/>
         <w:t>1. Corte y método</w:t>
@@ -2897,7 +2897,7 @@
       <w:pPr>
         <w:pStyle w:val="Ttulo1"/>
       </w:pPr>
-      <w:bookmarkStart w:id="1" w:name="_Toc242543399"/>
+      <w:bookmarkStart w:id="1" w:name="_Toc242545427"/>
       <w:r>
         <w:t>2. Nivel actual frente al deseado</w:t>
       </w:r>
@@ -2945,7 +2945,7 @@
           <w:left w:w="10" w:type="dxa"/>
           <w:right w:w="10" w:type="dxa"/>
         </w:tblCellMar>
-        <w:tblLook w:val="0000" w:firstRow="0" w:lastRow="0" w:firstColumn="0" w:lastColumn="0" w:noHBand="0" w:noVBand="0"/>
+        <w:tblLook w:val="04A0" w:firstRow="1" w:lastRow="0" w:firstColumn="1" w:lastColumn="0" w:noHBand="0" w:noVBand="1"/>
       </w:tblPr>
       <w:tblGrid>
         <w:gridCol w:w="2331"/>
@@ -6771,7 +6771,7 @@
       <w:pPr>
         <w:pStyle w:val="Ttulo1"/>
       </w:pPr>
-      <w:bookmarkStart w:id="2" w:name="_Toc242543400"/>
+      <w:bookmarkStart w:id="2" w:name="_Toc242545428"/>
       <w:r>
         <w:t>3. Indicadores</w:t>
       </w:r>
@@ -6819,7 +6819,7 @@
           <w:left w:w="10" w:type="dxa"/>
           <w:right w:w="10" w:type="dxa"/>
         </w:tblCellMar>
-        <w:tblLook w:val="0000" w:firstRow="0" w:lastRow="0" w:firstColumn="0" w:lastColumn="0" w:noHBand="0" w:noVBand="0"/>
+        <w:tblLook w:val="04A0" w:firstRow="1" w:lastRow="0" w:firstColumn="1" w:lastColumn="0" w:noHBand="0" w:noVBand="1"/>
       </w:tblPr>
       <w:tblGrid>
         <w:gridCol w:w="6410"/>
@@ -7497,7 +7497,7 @@
       <w:pPr>
         <w:pStyle w:val="Ttulo1"/>
       </w:pPr>
-      <w:bookmarkStart w:id="3" w:name="_Toc242543401"/>
+      <w:bookmarkStart w:id="3" w:name="_Toc242545429"/>
       <w:r>
         <w:t>4. Conclusiones y acciones</w:t>
       </w:r>
@@ -7960,64 +7960,10 @@
 <file path=word/numbering.xml><?xml version="1.0" encoding="utf-8"?>
 <w:numbering xmlns:wpc="http://schemas.microsoft.com/office/word/2010/wordprocessingCanvas" xmlns:cx="http://schemas.microsoft.com/office/drawing/2014/chartex" xmlns:cx1="http://schemas.microsoft.com/office/drawing/2015/9/8/chartex" xmlns:cx2="http://schemas.microsoft.com/office/drawing/2015/10/21/chartex" xmlns:cx3="http://schemas.microsoft.com/office/drawing/2016/5/9/chartex" xmlns:cx4="http://schemas.microsoft.com/office/drawing/2016/5/10/chartex" xmlns:cx5="http://schemas.microsoft.com/office/drawing/2016/5/11/chartex" xmlns:cx6="http://schemas.microsoft.com/office/drawing/2016/5/12/chartex" xmlns:cx7="http://schemas.microsoft.com/office/drawing/2016/5/13/chartex" xmlns:cx8="http://schemas.microsoft.com/office/drawing/2016/5/14/chartex" xmlns:mc="http://schemas.openxmlformats.org/markup-compatibility/2006" xmlns:aink="http://schemas.microsoft.com/office/drawing/2016/ink" xmlns:am3d="http://schemas.microsoft.com/office/drawing/2017/model3d" xmlns:o="urn:schemas-microsoft-com:office:office" xmlns:oel="http://schemas.microsoft.com/office/2019/extlst" xmlns:r="http://schemas.openxmlformats.org/officeDocument/2006/relationships" xmlns:m="http://schemas.openxmlformats.org/officeDocument/2006/math" xmlns:v="urn:schemas-microsoft-com:vml" xmlns:wp14="http://schemas.microsoft.com/office/word/2010/wordprocessingDrawing" xmlns:wp="http://schemas.openxmlformats.org/drawingml/2006/wordprocessingDrawing" xmlns:w10="urn:schemas-microsoft-com:office:word" xmlns:w="http://schemas.openxmlformats.org/wordprocessingml/2006/main" xmlns:w14="http://schemas.microsoft.com/office/word/2010/wordml" xmlns:w15="http://schemas.microsoft.com/office/word/2012/wordml" xmlns:w16cex="http://schemas.microsoft.com/office/word/2018/wordml/cex" xmlns:w16cid="http://schemas.microsoft.com/office/word/2016/wordml/cid" xmlns:w16="http://schemas.microsoft.com/office/word/2018/wordml" xmlns:w16du="http://schemas.microsoft.com/office/word/2023/wordml/word16du" xmlns:w16sdtdh="http://schemas.microsoft.com/office/word/2020/wordml/sdtdatahash" xmlns:w16sdtfl="http://schemas.microsoft.com/office/word/2024/wordml/sdtformatlock" xmlns:w16se="http://schemas.microsoft.com/office/word/2015/wordml/symex" xmlns:wpg="http://schemas.microsoft.com/office/word/2010/wordprocessingGroup" xmlns:wpi="http://schemas.microsoft.com/office/word/2010/wordprocessingInk" xmlns:wne="http://schemas.microsoft.com/office/word/2006/wordml" xmlns:wps="http://schemas.microsoft.com/office/word/2010/wordprocessingShape" mc:Ignorable="w14 w15 w16se w16cid w16 w16cex w16sdtdh w16sdtfl w16du wp14">
   <w:abstractNum w:abstractNumId="0" w15:restartNumberingAfterBreak="0">
-    <w:nsid w:val="02F9367E"/>
+    <w:nsid w:val="1AFB43EA"/>
     <w:multiLevelType w:val="hybridMultilevel"/>
-    <w:tmpl w:val="73748CE0"/>
-    <w:lvl w:ilvl="0" w:tplc="EC84449C">
-      <w:start w:val="1"/>
-      <w:numFmt w:val="decimal"/>
-      <w:lvlText w:val="%1."/>
-      <w:lvlJc w:val="left"/>
-      <w:pPr>
-        <w:ind w:left="560" w:hanging="340"/>
-      </w:pPr>
-    </w:lvl>
-    <w:lvl w:ilvl="1" w:tplc="7DD84F16">
-      <w:numFmt w:val="decimal"/>
-      <w:lvlText w:val=""/>
-      <w:lvlJc w:val="left"/>
-    </w:lvl>
-    <w:lvl w:ilvl="2" w:tplc="7DCC5CB8">
-      <w:numFmt w:val="decimal"/>
-      <w:lvlText w:val=""/>
-      <w:lvlJc w:val="left"/>
-    </w:lvl>
-    <w:lvl w:ilvl="3" w:tplc="96801A40">
-      <w:numFmt w:val="decimal"/>
-      <w:lvlText w:val=""/>
-      <w:lvlJc w:val="left"/>
-    </w:lvl>
-    <w:lvl w:ilvl="4" w:tplc="5AC6D5B8">
-      <w:numFmt w:val="decimal"/>
-      <w:lvlText w:val=""/>
-      <w:lvlJc w:val="left"/>
-    </w:lvl>
-    <w:lvl w:ilvl="5" w:tplc="81844290">
-      <w:numFmt w:val="decimal"/>
-      <w:lvlText w:val=""/>
-      <w:lvlJc w:val="left"/>
-    </w:lvl>
-    <w:lvl w:ilvl="6" w:tplc="F2AE9BA6">
-      <w:numFmt w:val="decimal"/>
-      <w:lvlText w:val=""/>
-      <w:lvlJc w:val="left"/>
-    </w:lvl>
-    <w:lvl w:ilvl="7" w:tplc="B5AE74EE">
-      <w:numFmt w:val="decimal"/>
-      <w:lvlText w:val=""/>
-      <w:lvlJc w:val="left"/>
-    </w:lvl>
-    <w:lvl w:ilvl="8" w:tplc="6D166626">
-      <w:numFmt w:val="decimal"/>
-      <w:lvlText w:val=""/>
-      <w:lvlJc w:val="left"/>
-    </w:lvl>
-  </w:abstractNum>
-  <w:abstractNum w:abstractNumId="1" w15:restartNumberingAfterBreak="0">
-    <w:nsid w:val="131C592B"/>
-    <w:multiLevelType w:val="hybridMultilevel"/>
-    <w:tmpl w:val="0020042C"/>
-    <w:lvl w:ilvl="0" w:tplc="509AAA92">
+    <w:tmpl w:val="5BD44C96"/>
+    <w:lvl w:ilvl="0" w:tplc="AA68F628">
       <w:start w:val="1"/>
       <w:numFmt w:val="bullet"/>
       <w:lvlText w:val="•"/>
@@ -8026,52 +7972,52 @@
         <w:ind w:left="560" w:hanging="280"/>
       </w:pPr>
     </w:lvl>
-    <w:lvl w:ilvl="1" w:tplc="5262EACC">
+    <w:lvl w:ilvl="1" w:tplc="F3B2BEF6">
       <w:numFmt w:val="decimal"/>
       <w:lvlText w:val=""/>
       <w:lvlJc w:val="left"/>
     </w:lvl>
-    <w:lvl w:ilvl="2" w:tplc="2EE09416">
+    <w:lvl w:ilvl="2" w:tplc="65804158">
       <w:numFmt w:val="decimal"/>
       <w:lvlText w:val=""/>
       <w:lvlJc w:val="left"/>
     </w:lvl>
-    <w:lvl w:ilvl="3" w:tplc="9EAE2942">
+    <w:lvl w:ilvl="3" w:tplc="3C0616FE">
       <w:numFmt w:val="decimal"/>
       <w:lvlText w:val=""/>
       <w:lvlJc w:val="left"/>
     </w:lvl>
-    <w:lvl w:ilvl="4" w:tplc="205A7D40">
+    <w:lvl w:ilvl="4" w:tplc="5BDC9BA6">
       <w:numFmt w:val="decimal"/>
       <w:lvlText w:val=""/>
       <w:lvlJc w:val="left"/>
     </w:lvl>
-    <w:lvl w:ilvl="5" w:tplc="8480BC0A">
+    <w:lvl w:ilvl="5" w:tplc="BD085F98">
       <w:numFmt w:val="decimal"/>
       <w:lvlText w:val=""/>
       <w:lvlJc w:val="left"/>
     </w:lvl>
-    <w:lvl w:ilvl="6" w:tplc="6AD032BA">
+    <w:lvl w:ilvl="6" w:tplc="C1D4970E">
       <w:numFmt w:val="decimal"/>
       <w:lvlText w:val=""/>
       <w:lvlJc w:val="left"/>
     </w:lvl>
-    <w:lvl w:ilvl="7" w:tplc="91EEC27A">
+    <w:lvl w:ilvl="7" w:tplc="6688C4D6">
       <w:numFmt w:val="decimal"/>
       <w:lvlText w:val=""/>
       <w:lvlJc w:val="left"/>
     </w:lvl>
-    <w:lvl w:ilvl="8" w:tplc="486CABC8">
+    <w:lvl w:ilvl="8" w:tplc="F44CB39C">
       <w:numFmt w:val="decimal"/>
       <w:lvlText w:val=""/>
       <w:lvlJc w:val="left"/>
     </w:lvl>
   </w:abstractNum>
-  <w:abstractNum w:abstractNumId="2" w15:restartNumberingAfterBreak="0">
-    <w:nsid w:val="629B21F1"/>
+  <w:abstractNum w:abstractNumId="1" w15:restartNumberingAfterBreak="0">
+    <w:nsid w:val="56176C0D"/>
     <w:multiLevelType w:val="hybridMultilevel"/>
-    <w:tmpl w:val="C7BC032A"/>
-    <w:lvl w:ilvl="0" w:tplc="A1907B84">
+    <w:tmpl w:val="1DB62A92"/>
+    <w:lvl w:ilvl="0" w:tplc="962EE5FE">
       <w:start w:val="1"/>
       <w:numFmt w:val="bullet"/>
       <w:lvlText w:val="●"/>
@@ -8080,7 +8026,7 @@
         <w:ind w:left="720" w:hanging="360"/>
       </w:pPr>
     </w:lvl>
-    <w:lvl w:ilvl="1" w:tplc="00EEE8D8">
+    <w:lvl w:ilvl="1" w:tplc="C7F0D3CA">
       <w:start w:val="1"/>
       <w:numFmt w:val="bullet"/>
       <w:lvlText w:val="○"/>
@@ -8089,7 +8035,7 @@
         <w:ind w:left="1440" w:hanging="360"/>
       </w:pPr>
     </w:lvl>
-    <w:lvl w:ilvl="2" w:tplc="5A701874">
+    <w:lvl w:ilvl="2" w:tplc="7FCC1D94">
       <w:start w:val="1"/>
       <w:numFmt w:val="bullet"/>
       <w:lvlText w:val="■"/>
@@ -8098,7 +8044,7 @@
         <w:ind w:left="2160" w:hanging="360"/>
       </w:pPr>
     </w:lvl>
-    <w:lvl w:ilvl="3" w:tplc="A1FE1350">
+    <w:lvl w:ilvl="3" w:tplc="2B860D30">
       <w:start w:val="1"/>
       <w:numFmt w:val="bullet"/>
       <w:lvlText w:val="●"/>
@@ -8107,7 +8053,7 @@
         <w:ind w:left="2880" w:hanging="360"/>
       </w:pPr>
     </w:lvl>
-    <w:lvl w:ilvl="4" w:tplc="23BAE0E4">
+    <w:lvl w:ilvl="4" w:tplc="56EC05E6">
       <w:start w:val="1"/>
       <w:numFmt w:val="bullet"/>
       <w:lvlText w:val="○"/>
@@ -8116,7 +8062,7 @@
         <w:ind w:left="3600" w:hanging="360"/>
       </w:pPr>
     </w:lvl>
-    <w:lvl w:ilvl="5" w:tplc="2D7654A2">
+    <w:lvl w:ilvl="5" w:tplc="C4B6106E">
       <w:start w:val="1"/>
       <w:numFmt w:val="bullet"/>
       <w:lvlText w:val="■"/>
@@ -8125,7 +8071,7 @@
         <w:ind w:left="4320" w:hanging="360"/>
       </w:pPr>
     </w:lvl>
-    <w:lvl w:ilvl="6" w:tplc="5D225E8C">
+    <w:lvl w:ilvl="6" w:tplc="9AE02D7C">
       <w:start w:val="1"/>
       <w:numFmt w:val="bullet"/>
       <w:lvlText w:val="●"/>
@@ -8134,7 +8080,7 @@
         <w:ind w:left="5040" w:hanging="360"/>
       </w:pPr>
     </w:lvl>
-    <w:lvl w:ilvl="7" w:tplc="ACDC135C">
+    <w:lvl w:ilvl="7" w:tplc="49E64C4A">
       <w:start w:val="1"/>
       <w:numFmt w:val="bullet"/>
       <w:lvlText w:val="●"/>
@@ -8143,7 +8089,7 @@
         <w:ind w:left="5760" w:hanging="360"/>
       </w:pPr>
     </w:lvl>
-    <w:lvl w:ilvl="8" w:tplc="23E0AF68">
+    <w:lvl w:ilvl="8" w:tplc="37C26806">
       <w:start w:val="1"/>
       <w:numFmt w:val="bullet"/>
       <w:lvlText w:val="●"/>
@@ -8153,14 +8099,68 @@
       </w:pPr>
     </w:lvl>
   </w:abstractNum>
-  <w:num w:numId="1" w16cid:durableId="182208947">
-    <w:abstractNumId w:val="2"/>
+  <w:abstractNum w:abstractNumId="2" w15:restartNumberingAfterBreak="0">
+    <w:nsid w:val="76B2678A"/>
+    <w:multiLevelType w:val="hybridMultilevel"/>
+    <w:tmpl w:val="BE94A758"/>
+    <w:lvl w:ilvl="0" w:tplc="53EE4AD0">
+      <w:start w:val="1"/>
+      <w:numFmt w:val="decimal"/>
+      <w:lvlText w:val="%1."/>
+      <w:lvlJc w:val="left"/>
+      <w:pPr>
+        <w:ind w:left="560" w:hanging="340"/>
+      </w:pPr>
+    </w:lvl>
+    <w:lvl w:ilvl="1" w:tplc="7FA8E79A">
+      <w:numFmt w:val="decimal"/>
+      <w:lvlText w:val=""/>
+      <w:lvlJc w:val="left"/>
+    </w:lvl>
+    <w:lvl w:ilvl="2" w:tplc="81ECE334">
+      <w:numFmt w:val="decimal"/>
+      <w:lvlText w:val=""/>
+      <w:lvlJc w:val="left"/>
+    </w:lvl>
+    <w:lvl w:ilvl="3" w:tplc="EACAC534">
+      <w:numFmt w:val="decimal"/>
+      <w:lvlText w:val=""/>
+      <w:lvlJc w:val="left"/>
+    </w:lvl>
+    <w:lvl w:ilvl="4" w:tplc="0CAEDC40">
+      <w:numFmt w:val="decimal"/>
+      <w:lvlText w:val=""/>
+      <w:lvlJc w:val="left"/>
+    </w:lvl>
+    <w:lvl w:ilvl="5" w:tplc="20A6ED42">
+      <w:numFmt w:val="decimal"/>
+      <w:lvlText w:val=""/>
+      <w:lvlJc w:val="left"/>
+    </w:lvl>
+    <w:lvl w:ilvl="6" w:tplc="81423B6E">
+      <w:numFmt w:val="decimal"/>
+      <w:lvlText w:val=""/>
+      <w:lvlJc w:val="left"/>
+    </w:lvl>
+    <w:lvl w:ilvl="7" w:tplc="6742E8DC">
+      <w:numFmt w:val="decimal"/>
+      <w:lvlText w:val=""/>
+      <w:lvlJc w:val="left"/>
+    </w:lvl>
+    <w:lvl w:ilvl="8" w:tplc="BD0046F8">
+      <w:numFmt w:val="decimal"/>
+      <w:lvlText w:val=""/>
+      <w:lvlJc w:val="left"/>
+    </w:lvl>
+  </w:abstractNum>
+  <w:num w:numId="1" w16cid:durableId="451097628">
+    <w:abstractNumId w:val="1"/>
     <w:lvlOverride w:ilvl="0">
       <w:startOverride w:val="1"/>
     </w:lvlOverride>
   </w:num>
-  <w:num w:numId="2" w16cid:durableId="1117797327">
-    <w:abstractNumId w:val="1"/>
+  <w:num w:numId="2" w16cid:durableId="320039105">
+    <w:abstractNumId w:val="0"/>
     <w:lvlOverride w:ilvl="0">
       <w:startOverride w:val="1"/>
     </w:lvlOverride>
@@ -8753,7 +8753,7 @@
     <w:autoRedefine/>
     <w:uiPriority w:val="39"/>
     <w:unhideWhenUsed/>
-    <w:rsid w:val="00907175"/>
+    <w:rsid w:val="00BF5005"/>
     <w:pPr>
       <w:spacing w:after="100"/>
     </w:pPr>

--- a/public/documentos/INT-05-informe-de-seguimiento-del-involucramiento-n-1.docx
+++ b/public/documentos/INT-05-informe-de-seguimiento-del-involucramiento-n-1.docx
@@ -52,7 +52,7 @@
                 <w:noProof/>
               </w:rPr>
               <w:drawing>
-                <wp:inline distT="0" distB="0" distL="0" distR="0" wp14:anchorId="1C928C5B" wp14:editId="3D1F46C4">
+                <wp:inline distT="0" distB="0" distL="0" distR="0" wp14:anchorId="048BE81F" wp14:editId="065496DA">
                   <wp:extent cx="990600" cy="990600"/>
                   <wp:effectExtent l="0" t="0" r="0" b="0"/>
                   <wp:docPr id="1" name="Imagen 1"/>
@@ -171,10 +171,10 @@
                 <w:noProof/>
               </w:rPr>
               <w:drawing>
-                <wp:inline distT="0" distB="0" distL="0" distR="0" wp14:anchorId="73EAA085" wp14:editId="0B1D0DEC">
+                <wp:inline distT="0" distB="0" distL="0" distR="0" wp14:anchorId="762BD566" wp14:editId="0AA6B0B4">
                   <wp:extent cx="800100" cy="800100"/>
                   <wp:effectExtent l="0" t="0" r="0" b="0"/>
-                  <wp:docPr id="227784217" name="Imagen 227784217"/>
+                  <wp:docPr id="786837204" name="Imagen 786837204"/>
                   <wp:cNvGraphicFramePr>
                     <a:graphicFrameLocks xmlns:a="http://schemas.openxmlformats.org/drawingml/2006/main" noChangeAspect="1"/>
                   </wp:cNvGraphicFramePr>
@@ -2585,7 +2585,7 @@
     <w:sdt>
       <w:sdtPr>
         <w:alias w:val="Contenido"/>
-        <w:id w:val="-1664458378"/>
+        <w:id w:val="-1447921477"/>
       </w:sdtPr>
       <w:sdtEndPr/>
       <w:sdtContent>
@@ -2611,7 +2611,7 @@
           <w:r>
             <w:fldChar w:fldCharType="separate"/>
           </w:r>
-          <w:hyperlink w:anchor="_Toc242545426" w:history="1">
+          <w:hyperlink w:anchor="_Toc242549640" w:history="1">
             <w:r>
               <w:rPr>
                 <w:rStyle w:val="Hipervnculo"/>
@@ -2635,7 +2635,7 @@
               <w:rPr>
                 <w:noProof/>
               </w:rPr>
-              <w:instrText xml:space="preserve"> PAGEREF _Toc242545426 \h </w:instrText>
+              <w:instrText xml:space="preserve"> PAGEREF _Toc242549640 \h </w:instrText>
             </w:r>
             <w:r>
               <w:rPr>
@@ -2675,7 +2675,7 @@
               <w14:ligatures w14:val="standardContextual"/>
             </w:rPr>
           </w:pPr>
-          <w:hyperlink w:anchor="_Toc242545427" w:history="1">
+          <w:hyperlink w:anchor="_Toc242549641" w:history="1">
             <w:r>
               <w:rPr>
                 <w:rStyle w:val="Hipervnculo"/>
@@ -2699,7 +2699,7 @@
               <w:rPr>
                 <w:noProof/>
               </w:rPr>
-              <w:instrText xml:space="preserve"> PAGEREF _Toc242545427 \h </w:instrText>
+              <w:instrText xml:space="preserve"> PAGEREF _Toc242549641 \h </w:instrText>
             </w:r>
             <w:r>
               <w:rPr>
@@ -2739,7 +2739,7 @@
               <w14:ligatures w14:val="standardContextual"/>
             </w:rPr>
           </w:pPr>
-          <w:hyperlink w:anchor="_Toc242545428" w:history="1">
+          <w:hyperlink w:anchor="_Toc242549642" w:history="1">
             <w:r>
               <w:rPr>
                 <w:rStyle w:val="Hipervnculo"/>
@@ -2763,7 +2763,7 @@
               <w:rPr>
                 <w:noProof/>
               </w:rPr>
-              <w:instrText xml:space="preserve"> PAGEREF _Toc242545428 \h </w:instrText>
+              <w:instrText xml:space="preserve"> PAGEREF _Toc242549642 \h </w:instrText>
             </w:r>
             <w:r>
               <w:rPr>
@@ -2803,7 +2803,7 @@
               <w14:ligatures w14:val="standardContextual"/>
             </w:rPr>
           </w:pPr>
-          <w:hyperlink w:anchor="_Toc242545429" w:history="1">
+          <w:hyperlink w:anchor="_Toc242549643" w:history="1">
             <w:r>
               <w:rPr>
                 <w:rStyle w:val="Hipervnculo"/>
@@ -2827,7 +2827,7 @@
               <w:rPr>
                 <w:noProof/>
               </w:rPr>
-              <w:instrText xml:space="preserve"> PAGEREF _Toc242545429 \h </w:instrText>
+              <w:instrText xml:space="preserve"> PAGEREF _Toc242549643 \h </w:instrText>
             </w:r>
             <w:r>
               <w:rPr>
@@ -2877,7 +2877,7 @@
       <w:pPr>
         <w:pStyle w:val="Ttulo1"/>
       </w:pPr>
-      <w:bookmarkStart w:id="0" w:name="_Toc242545426"/>
+      <w:bookmarkStart w:id="0" w:name="_Toc242549640"/>
       <w:r>
         <w:lastRenderedPageBreak/>
         <w:t>1. Corte y método</w:t>
@@ -2897,7 +2897,7 @@
       <w:pPr>
         <w:pStyle w:val="Ttulo1"/>
       </w:pPr>
-      <w:bookmarkStart w:id="1" w:name="_Toc242545427"/>
+      <w:bookmarkStart w:id="1" w:name="_Toc242549641"/>
       <w:r>
         <w:t>2. Nivel actual frente al deseado</w:t>
       </w:r>
@@ -6771,7 +6771,7 @@
       <w:pPr>
         <w:pStyle w:val="Ttulo1"/>
       </w:pPr>
-      <w:bookmarkStart w:id="2" w:name="_Toc242545428"/>
+      <w:bookmarkStart w:id="2" w:name="_Toc242549642"/>
       <w:r>
         <w:t>3. Indicadores</w:t>
       </w:r>
@@ -7497,7 +7497,7 @@
       <w:pPr>
         <w:pStyle w:val="Ttulo1"/>
       </w:pPr>
-      <w:bookmarkStart w:id="3" w:name="_Toc242545429"/>
+      <w:bookmarkStart w:id="3" w:name="_Toc242549643"/>
       <w:r>
         <w:t>4. Conclusiones y acciones</w:t>
       </w:r>
@@ -7960,10 +7960,10 @@
 <file path=word/numbering.xml><?xml version="1.0" encoding="utf-8"?>
 <w:numbering xmlns:wpc="http://schemas.microsoft.com/office/word/2010/wordprocessingCanvas" xmlns:cx="http://schemas.microsoft.com/office/drawing/2014/chartex" xmlns:cx1="http://schemas.microsoft.com/office/drawing/2015/9/8/chartex" xmlns:cx2="http://schemas.microsoft.com/office/drawing/2015/10/21/chartex" xmlns:cx3="http://schemas.microsoft.com/office/drawing/2016/5/9/chartex" xmlns:cx4="http://schemas.microsoft.com/office/drawing/2016/5/10/chartex" xmlns:cx5="http://schemas.microsoft.com/office/drawing/2016/5/11/chartex" xmlns:cx6="http://schemas.microsoft.com/office/drawing/2016/5/12/chartex" xmlns:cx7="http://schemas.microsoft.com/office/drawing/2016/5/13/chartex" xmlns:cx8="http://schemas.microsoft.com/office/drawing/2016/5/14/chartex" xmlns:mc="http://schemas.openxmlformats.org/markup-compatibility/2006" xmlns:aink="http://schemas.microsoft.com/office/drawing/2016/ink" xmlns:am3d="http://schemas.microsoft.com/office/drawing/2017/model3d" xmlns:o="urn:schemas-microsoft-com:office:office" xmlns:oel="http://schemas.microsoft.com/office/2019/extlst" xmlns:r="http://schemas.openxmlformats.org/officeDocument/2006/relationships" xmlns:m="http://schemas.openxmlformats.org/officeDocument/2006/math" xmlns:v="urn:schemas-microsoft-com:vml" xmlns:wp14="http://schemas.microsoft.com/office/word/2010/wordprocessingDrawing" xmlns:wp="http://schemas.openxmlformats.org/drawingml/2006/wordprocessingDrawing" xmlns:w10="urn:schemas-microsoft-com:office:word" xmlns:w="http://schemas.openxmlformats.org/wordprocessingml/2006/main" xmlns:w14="http://schemas.microsoft.com/office/word/2010/wordml" xmlns:w15="http://schemas.microsoft.com/office/word/2012/wordml" xmlns:w16cex="http://schemas.microsoft.com/office/word/2018/wordml/cex" xmlns:w16cid="http://schemas.microsoft.com/office/word/2016/wordml/cid" xmlns:w16="http://schemas.microsoft.com/office/word/2018/wordml" xmlns:w16du="http://schemas.microsoft.com/office/word/2023/wordml/word16du" xmlns:w16sdtdh="http://schemas.microsoft.com/office/word/2020/wordml/sdtdatahash" xmlns:w16sdtfl="http://schemas.microsoft.com/office/word/2024/wordml/sdtformatlock" xmlns:w16se="http://schemas.microsoft.com/office/word/2015/wordml/symex" xmlns:wpg="http://schemas.microsoft.com/office/word/2010/wordprocessingGroup" xmlns:wpi="http://schemas.microsoft.com/office/word/2010/wordprocessingInk" xmlns:wne="http://schemas.microsoft.com/office/word/2006/wordml" xmlns:wps="http://schemas.microsoft.com/office/word/2010/wordprocessingShape" mc:Ignorable="w14 w15 w16se w16cid w16 w16cex w16sdtdh w16sdtfl w16du wp14">
   <w:abstractNum w:abstractNumId="0" w15:restartNumberingAfterBreak="0">
-    <w:nsid w:val="1AFB43EA"/>
+    <w:nsid w:val="0E7A1908"/>
     <w:multiLevelType w:val="hybridMultilevel"/>
-    <w:tmpl w:val="5BD44C96"/>
-    <w:lvl w:ilvl="0" w:tplc="AA68F628">
+    <w:tmpl w:val="EF505BAA"/>
+    <w:lvl w:ilvl="0" w:tplc="DCCC0296">
       <w:start w:val="1"/>
       <w:numFmt w:val="bullet"/>
       <w:lvlText w:val="•"/>
@@ -7972,52 +7972,52 @@
         <w:ind w:left="560" w:hanging="280"/>
       </w:pPr>
     </w:lvl>
-    <w:lvl w:ilvl="1" w:tplc="F3B2BEF6">
+    <w:lvl w:ilvl="1" w:tplc="8458A4CC">
       <w:numFmt w:val="decimal"/>
       <w:lvlText w:val=""/>
       <w:lvlJc w:val="left"/>
     </w:lvl>
-    <w:lvl w:ilvl="2" w:tplc="65804158">
+    <w:lvl w:ilvl="2" w:tplc="ACDAC2D0">
       <w:numFmt w:val="decimal"/>
       <w:lvlText w:val=""/>
       <w:lvlJc w:val="left"/>
     </w:lvl>
-    <w:lvl w:ilvl="3" w:tplc="3C0616FE">
+    <w:lvl w:ilvl="3" w:tplc="3A10E03E">
       <w:numFmt w:val="decimal"/>
       <w:lvlText w:val=""/>
       <w:lvlJc w:val="left"/>
     </w:lvl>
-    <w:lvl w:ilvl="4" w:tplc="5BDC9BA6">
+    <w:lvl w:ilvl="4" w:tplc="5F8838E6">
       <w:numFmt w:val="decimal"/>
       <w:lvlText w:val=""/>
       <w:lvlJc w:val="left"/>
     </w:lvl>
-    <w:lvl w:ilvl="5" w:tplc="BD085F98">
+    <w:lvl w:ilvl="5" w:tplc="515CA8FA">
       <w:numFmt w:val="decimal"/>
       <w:lvlText w:val=""/>
       <w:lvlJc w:val="left"/>
     </w:lvl>
-    <w:lvl w:ilvl="6" w:tplc="C1D4970E">
+    <w:lvl w:ilvl="6" w:tplc="005AF8EC">
       <w:numFmt w:val="decimal"/>
       <w:lvlText w:val=""/>
       <w:lvlJc w:val="left"/>
     </w:lvl>
-    <w:lvl w:ilvl="7" w:tplc="6688C4D6">
+    <w:lvl w:ilvl="7" w:tplc="3F8E7450">
       <w:numFmt w:val="decimal"/>
       <w:lvlText w:val=""/>
       <w:lvlJc w:val="left"/>
     </w:lvl>
-    <w:lvl w:ilvl="8" w:tplc="F44CB39C">
+    <w:lvl w:ilvl="8" w:tplc="B5C258F4">
       <w:numFmt w:val="decimal"/>
       <w:lvlText w:val=""/>
       <w:lvlJc w:val="left"/>
     </w:lvl>
   </w:abstractNum>
   <w:abstractNum w:abstractNumId="1" w15:restartNumberingAfterBreak="0">
-    <w:nsid w:val="56176C0D"/>
+    <w:nsid w:val="484710CB"/>
     <w:multiLevelType w:val="hybridMultilevel"/>
-    <w:tmpl w:val="1DB62A92"/>
-    <w:lvl w:ilvl="0" w:tplc="962EE5FE">
+    <w:tmpl w:val="F82C6A24"/>
+    <w:lvl w:ilvl="0" w:tplc="769E1610">
       <w:start w:val="1"/>
       <w:numFmt w:val="bullet"/>
       <w:lvlText w:val="●"/>
@@ -8026,7 +8026,7 @@
         <w:ind w:left="720" w:hanging="360"/>
       </w:pPr>
     </w:lvl>
-    <w:lvl w:ilvl="1" w:tplc="C7F0D3CA">
+    <w:lvl w:ilvl="1" w:tplc="E7DCA3F4">
       <w:start w:val="1"/>
       <w:numFmt w:val="bullet"/>
       <w:lvlText w:val="○"/>
@@ -8035,7 +8035,7 @@
         <w:ind w:left="1440" w:hanging="360"/>
       </w:pPr>
     </w:lvl>
-    <w:lvl w:ilvl="2" w:tplc="7FCC1D94">
+    <w:lvl w:ilvl="2" w:tplc="6F7415D4">
       <w:start w:val="1"/>
       <w:numFmt w:val="bullet"/>
       <w:lvlText w:val="■"/>
@@ -8044,7 +8044,7 @@
         <w:ind w:left="2160" w:hanging="360"/>
       </w:pPr>
     </w:lvl>
-    <w:lvl w:ilvl="3" w:tplc="2B860D30">
+    <w:lvl w:ilvl="3" w:tplc="D8F262B4">
       <w:start w:val="1"/>
       <w:numFmt w:val="bullet"/>
       <w:lvlText w:val="●"/>
@@ -8053,7 +8053,7 @@
         <w:ind w:left="2880" w:hanging="360"/>
       </w:pPr>
     </w:lvl>
-    <w:lvl w:ilvl="4" w:tplc="56EC05E6">
+    <w:lvl w:ilvl="4" w:tplc="27B8493A">
       <w:start w:val="1"/>
       <w:numFmt w:val="bullet"/>
       <w:lvlText w:val="○"/>
@@ -8062,7 +8062,7 @@
         <w:ind w:left="3600" w:hanging="360"/>
       </w:pPr>
     </w:lvl>
-    <w:lvl w:ilvl="5" w:tplc="C4B6106E">
+    <w:lvl w:ilvl="5" w:tplc="B630DA88">
       <w:start w:val="1"/>
       <w:numFmt w:val="bullet"/>
       <w:lvlText w:val="■"/>
@@ -8071,7 +8071,7 @@
         <w:ind w:left="4320" w:hanging="360"/>
       </w:pPr>
     </w:lvl>
-    <w:lvl w:ilvl="6" w:tplc="9AE02D7C">
+    <w:lvl w:ilvl="6" w:tplc="0C5805AE">
       <w:start w:val="1"/>
       <w:numFmt w:val="bullet"/>
       <w:lvlText w:val="●"/>
@@ -8080,7 +8080,7 @@
         <w:ind w:left="5040" w:hanging="360"/>
       </w:pPr>
     </w:lvl>
-    <w:lvl w:ilvl="7" w:tplc="49E64C4A">
+    <w:lvl w:ilvl="7" w:tplc="29D42CDC">
       <w:start w:val="1"/>
       <w:numFmt w:val="bullet"/>
       <w:lvlText w:val="●"/>
@@ -8089,7 +8089,7 @@
         <w:ind w:left="5760" w:hanging="360"/>
       </w:pPr>
     </w:lvl>
-    <w:lvl w:ilvl="8" w:tplc="37C26806">
+    <w:lvl w:ilvl="8" w:tplc="383266EE">
       <w:start w:val="1"/>
       <w:numFmt w:val="bullet"/>
       <w:lvlText w:val="●"/>
@@ -8100,10 +8100,10 @@
     </w:lvl>
   </w:abstractNum>
   <w:abstractNum w:abstractNumId="2" w15:restartNumberingAfterBreak="0">
-    <w:nsid w:val="76B2678A"/>
+    <w:nsid w:val="57DA0EF1"/>
     <w:multiLevelType w:val="hybridMultilevel"/>
-    <w:tmpl w:val="BE94A758"/>
-    <w:lvl w:ilvl="0" w:tplc="53EE4AD0">
+    <w:tmpl w:val="BFCC792E"/>
+    <w:lvl w:ilvl="0" w:tplc="68283B54">
       <w:start w:val="1"/>
       <w:numFmt w:val="decimal"/>
       <w:lvlText w:val="%1."/>
@@ -8112,54 +8112,54 @@
         <w:ind w:left="560" w:hanging="340"/>
       </w:pPr>
     </w:lvl>
-    <w:lvl w:ilvl="1" w:tplc="7FA8E79A">
+    <w:lvl w:ilvl="1" w:tplc="5A1A28D0">
       <w:numFmt w:val="decimal"/>
       <w:lvlText w:val=""/>
       <w:lvlJc w:val="left"/>
     </w:lvl>
-    <w:lvl w:ilvl="2" w:tplc="81ECE334">
+    <w:lvl w:ilvl="2" w:tplc="FB00C690">
       <w:numFmt w:val="decimal"/>
       <w:lvlText w:val=""/>
       <w:lvlJc w:val="left"/>
     </w:lvl>
-    <w:lvl w:ilvl="3" w:tplc="EACAC534">
+    <w:lvl w:ilvl="3" w:tplc="39D052EA">
       <w:numFmt w:val="decimal"/>
       <w:lvlText w:val=""/>
       <w:lvlJc w:val="left"/>
     </w:lvl>
-    <w:lvl w:ilvl="4" w:tplc="0CAEDC40">
+    <w:lvl w:ilvl="4" w:tplc="3EEAE68A">
       <w:numFmt w:val="decimal"/>
       <w:lvlText w:val=""/>
       <w:lvlJc w:val="left"/>
     </w:lvl>
-    <w:lvl w:ilvl="5" w:tplc="20A6ED42">
+    <w:lvl w:ilvl="5" w:tplc="D470826E">
       <w:numFmt w:val="decimal"/>
       <w:lvlText w:val=""/>
       <w:lvlJc w:val="left"/>
     </w:lvl>
-    <w:lvl w:ilvl="6" w:tplc="81423B6E">
+    <w:lvl w:ilvl="6" w:tplc="5DA618A6">
       <w:numFmt w:val="decimal"/>
       <w:lvlText w:val=""/>
       <w:lvlJc w:val="left"/>
     </w:lvl>
-    <w:lvl w:ilvl="7" w:tplc="6742E8DC">
+    <w:lvl w:ilvl="7" w:tplc="046E61E4">
       <w:numFmt w:val="decimal"/>
       <w:lvlText w:val=""/>
       <w:lvlJc w:val="left"/>
     </w:lvl>
-    <w:lvl w:ilvl="8" w:tplc="BD0046F8">
+    <w:lvl w:ilvl="8" w:tplc="BB6A4340">
       <w:numFmt w:val="decimal"/>
       <w:lvlText w:val=""/>
       <w:lvlJc w:val="left"/>
     </w:lvl>
   </w:abstractNum>
-  <w:num w:numId="1" w16cid:durableId="451097628">
+  <w:num w:numId="1" w16cid:durableId="992493257">
     <w:abstractNumId w:val="1"/>
     <w:lvlOverride w:ilvl="0">
       <w:startOverride w:val="1"/>
     </w:lvlOverride>
   </w:num>
-  <w:num w:numId="2" w16cid:durableId="320039105">
+  <w:num w:numId="2" w16cid:durableId="2015182570">
     <w:abstractNumId w:val="0"/>
     <w:lvlOverride w:ilvl="0">
       <w:startOverride w:val="1"/>
@@ -8753,7 +8753,7 @@
     <w:autoRedefine/>
     <w:uiPriority w:val="39"/>
     <w:unhideWhenUsed/>
-    <w:rsid w:val="00BF5005"/>
+    <w:rsid w:val="00783373"/>
     <w:pPr>
       <w:spacing w:after="100"/>
     </w:pPr>

--- a/public/documentos/INT-05-informe-de-seguimiento-del-involucramiento-n-1.docx
+++ b/public/documentos/INT-05-informe-de-seguimiento-del-involucramiento-n-1.docx
@@ -52,7 +52,7 @@
                 <w:noProof/>
               </w:rPr>
               <w:drawing>
-                <wp:inline distT="0" distB="0" distL="0" distR="0" wp14:anchorId="048BE81F" wp14:editId="065496DA">
+                <wp:inline distT="0" distB="0" distL="0" distR="0" wp14:anchorId="2AB4EAF2" wp14:editId="79A61F4D">
                   <wp:extent cx="990600" cy="990600"/>
                   <wp:effectExtent l="0" t="0" r="0" b="0"/>
                   <wp:docPr id="1" name="Imagen 1"/>
@@ -171,10 +171,10 @@
                 <w:noProof/>
               </w:rPr>
               <w:drawing>
-                <wp:inline distT="0" distB="0" distL="0" distR="0" wp14:anchorId="762BD566" wp14:editId="0AA6B0B4">
+                <wp:inline distT="0" distB="0" distL="0" distR="0" wp14:anchorId="750BD890" wp14:editId="627FF56F">
                   <wp:extent cx="800100" cy="800100"/>
                   <wp:effectExtent l="0" t="0" r="0" b="0"/>
-                  <wp:docPr id="786837204" name="Imagen 786837204"/>
+                  <wp:docPr id="324168627" name="Imagen 324168627"/>
                   <wp:cNvGraphicFramePr>
                     <a:graphicFrameLocks xmlns:a="http://schemas.openxmlformats.org/drawingml/2006/main" noChangeAspect="1"/>
                   </wp:cNvGraphicFramePr>
@@ -1117,7 +1117,7 @@
                 <w:sz w:val="17"/>
                 <w:szCs w:val="17"/>
               </w:rPr>
-              <w:t>Responsable del modelo de Machine Learning</w:t>
+              <w:t>Responsable del modelo de Machine Learning y Product Owner</w:t>
             </w:r>
           </w:p>
         </w:tc>
@@ -2585,7 +2585,7 @@
     <w:sdt>
       <w:sdtPr>
         <w:alias w:val="Contenido"/>
-        <w:id w:val="-1447921477"/>
+        <w:id w:val="-1434592544"/>
       </w:sdtPr>
       <w:sdtEndPr/>
       <w:sdtContent>
@@ -2611,7 +2611,7 @@
           <w:r>
             <w:fldChar w:fldCharType="separate"/>
           </w:r>
-          <w:hyperlink w:anchor="_Toc242549640" w:history="1">
+          <w:hyperlink w:anchor="_Toc243091700" w:history="1">
             <w:r>
               <w:rPr>
                 <w:rStyle w:val="Hipervnculo"/>
@@ -2635,7 +2635,7 @@
               <w:rPr>
                 <w:noProof/>
               </w:rPr>
-              <w:instrText xml:space="preserve"> PAGEREF _Toc242549640 \h </w:instrText>
+              <w:instrText xml:space="preserve"> PAGEREF _Toc243091700 \h </w:instrText>
             </w:r>
             <w:r>
               <w:rPr>
@@ -2675,7 +2675,7 @@
               <w14:ligatures w14:val="standardContextual"/>
             </w:rPr>
           </w:pPr>
-          <w:hyperlink w:anchor="_Toc242549641" w:history="1">
+          <w:hyperlink w:anchor="_Toc243091701" w:history="1">
             <w:r>
               <w:rPr>
                 <w:rStyle w:val="Hipervnculo"/>
@@ -2699,7 +2699,7 @@
               <w:rPr>
                 <w:noProof/>
               </w:rPr>
-              <w:instrText xml:space="preserve"> PAGEREF _Toc242549641 \h </w:instrText>
+              <w:instrText xml:space="preserve"> PAGEREF _Toc243091701 \h </w:instrText>
             </w:r>
             <w:r>
               <w:rPr>
@@ -2739,7 +2739,7 @@
               <w14:ligatures w14:val="standardContextual"/>
             </w:rPr>
           </w:pPr>
-          <w:hyperlink w:anchor="_Toc242549642" w:history="1">
+          <w:hyperlink w:anchor="_Toc243091702" w:history="1">
             <w:r>
               <w:rPr>
                 <w:rStyle w:val="Hipervnculo"/>
@@ -2763,7 +2763,7 @@
               <w:rPr>
                 <w:noProof/>
               </w:rPr>
-              <w:instrText xml:space="preserve"> PAGEREF _Toc242549642 \h </w:instrText>
+              <w:instrText xml:space="preserve"> PAGEREF _Toc243091702 \h </w:instrText>
             </w:r>
             <w:r>
               <w:rPr>
@@ -2803,7 +2803,7 @@
               <w14:ligatures w14:val="standardContextual"/>
             </w:rPr>
           </w:pPr>
-          <w:hyperlink w:anchor="_Toc242549643" w:history="1">
+          <w:hyperlink w:anchor="_Toc243091703" w:history="1">
             <w:r>
               <w:rPr>
                 <w:rStyle w:val="Hipervnculo"/>
@@ -2827,7 +2827,7 @@
               <w:rPr>
                 <w:noProof/>
               </w:rPr>
-              <w:instrText xml:space="preserve"> PAGEREF _Toc242549643 \h </w:instrText>
+              <w:instrText xml:space="preserve"> PAGEREF _Toc243091703 \h </w:instrText>
             </w:r>
             <w:r>
               <w:rPr>
@@ -2877,7 +2877,7 @@
       <w:pPr>
         <w:pStyle w:val="Ttulo1"/>
       </w:pPr>
-      <w:bookmarkStart w:id="0" w:name="_Toc242549640"/>
+      <w:bookmarkStart w:id="0" w:name="_Toc243091700"/>
       <w:r>
         <w:lastRenderedPageBreak/>
         <w:t>1. Corte y método</w:t>
@@ -2897,7 +2897,7 @@
       <w:pPr>
         <w:pStyle w:val="Ttulo1"/>
       </w:pPr>
-      <w:bookmarkStart w:id="1" w:name="_Toc242549641"/>
+      <w:bookmarkStart w:id="1" w:name="_Toc243091701"/>
       <w:r>
         <w:t>2. Nivel actual frente al deseado</w:t>
       </w:r>
@@ -6771,7 +6771,7 @@
       <w:pPr>
         <w:pStyle w:val="Ttulo1"/>
       </w:pPr>
-      <w:bookmarkStart w:id="2" w:name="_Toc242549642"/>
+      <w:bookmarkStart w:id="2" w:name="_Toc243091702"/>
       <w:r>
         <w:t>3. Indicadores</w:t>
       </w:r>
@@ -7497,7 +7497,7 @@
       <w:pPr>
         <w:pStyle w:val="Ttulo1"/>
       </w:pPr>
-      <w:bookmarkStart w:id="3" w:name="_Toc242549643"/>
+      <w:bookmarkStart w:id="3" w:name="_Toc243091703"/>
       <w:r>
         <w:t>4. Conclusiones y acciones</w:t>
       </w:r>
@@ -7960,10 +7960,10 @@
 <file path=word/numbering.xml><?xml version="1.0" encoding="utf-8"?>
 <w:numbering xmlns:wpc="http://schemas.microsoft.com/office/word/2010/wordprocessingCanvas" xmlns:cx="http://schemas.microsoft.com/office/drawing/2014/chartex" xmlns:cx1="http://schemas.microsoft.com/office/drawing/2015/9/8/chartex" xmlns:cx2="http://schemas.microsoft.com/office/drawing/2015/10/21/chartex" xmlns:cx3="http://schemas.microsoft.com/office/drawing/2016/5/9/chartex" xmlns:cx4="http://schemas.microsoft.com/office/drawing/2016/5/10/chartex" xmlns:cx5="http://schemas.microsoft.com/office/drawing/2016/5/11/chartex" xmlns:cx6="http://schemas.microsoft.com/office/drawing/2016/5/12/chartex" xmlns:cx7="http://schemas.microsoft.com/office/drawing/2016/5/13/chartex" xmlns:cx8="http://schemas.microsoft.com/office/drawing/2016/5/14/chartex" xmlns:mc="http://schemas.openxmlformats.org/markup-compatibility/2006" xmlns:aink="http://schemas.microsoft.com/office/drawing/2016/ink" xmlns:am3d="http://schemas.microsoft.com/office/drawing/2017/model3d" xmlns:o="urn:schemas-microsoft-com:office:office" xmlns:oel="http://schemas.microsoft.com/office/2019/extlst" xmlns:r="http://schemas.openxmlformats.org/officeDocument/2006/relationships" xmlns:m="http://schemas.openxmlformats.org/officeDocument/2006/math" xmlns:v="urn:schemas-microsoft-com:vml" xmlns:wp14="http://schemas.microsoft.com/office/word/2010/wordprocessingDrawing" xmlns:wp="http://schemas.openxmlformats.org/drawingml/2006/wordprocessingDrawing" xmlns:w10="urn:schemas-microsoft-com:office:word" xmlns:w="http://schemas.openxmlformats.org/wordprocessingml/2006/main" xmlns:w14="http://schemas.microsoft.com/office/word/2010/wordml" xmlns:w15="http://schemas.microsoft.com/office/word/2012/wordml" xmlns:w16cex="http://schemas.microsoft.com/office/word/2018/wordml/cex" xmlns:w16cid="http://schemas.microsoft.com/office/word/2016/wordml/cid" xmlns:w16="http://schemas.microsoft.com/office/word/2018/wordml" xmlns:w16du="http://schemas.microsoft.com/office/word/2023/wordml/word16du" xmlns:w16sdtdh="http://schemas.microsoft.com/office/word/2020/wordml/sdtdatahash" xmlns:w16sdtfl="http://schemas.microsoft.com/office/word/2024/wordml/sdtformatlock" xmlns:w16se="http://schemas.microsoft.com/office/word/2015/wordml/symex" xmlns:wpg="http://schemas.microsoft.com/office/word/2010/wordprocessingGroup" xmlns:wpi="http://schemas.microsoft.com/office/word/2010/wordprocessingInk" xmlns:wne="http://schemas.microsoft.com/office/word/2006/wordml" xmlns:wps="http://schemas.microsoft.com/office/word/2010/wordprocessingShape" mc:Ignorable="w14 w15 w16se w16cid w16 w16cex w16sdtdh w16sdtfl w16du wp14">
   <w:abstractNum w:abstractNumId="0" w15:restartNumberingAfterBreak="0">
-    <w:nsid w:val="0E7A1908"/>
+    <w:nsid w:val="3B6D0BC2"/>
     <w:multiLevelType w:val="hybridMultilevel"/>
-    <w:tmpl w:val="EF505BAA"/>
-    <w:lvl w:ilvl="0" w:tplc="DCCC0296">
+    <w:tmpl w:val="89E8EB78"/>
+    <w:lvl w:ilvl="0" w:tplc="0B3C7164">
       <w:start w:val="1"/>
       <w:numFmt w:val="bullet"/>
       <w:lvlText w:val="•"/>
@@ -7972,52 +7972,106 @@
         <w:ind w:left="560" w:hanging="280"/>
       </w:pPr>
     </w:lvl>
-    <w:lvl w:ilvl="1" w:tplc="8458A4CC">
+    <w:lvl w:ilvl="1" w:tplc="A6A48EEE">
       <w:numFmt w:val="decimal"/>
       <w:lvlText w:val=""/>
       <w:lvlJc w:val="left"/>
     </w:lvl>
-    <w:lvl w:ilvl="2" w:tplc="ACDAC2D0">
+    <w:lvl w:ilvl="2" w:tplc="BDFC2246">
       <w:numFmt w:val="decimal"/>
       <w:lvlText w:val=""/>
       <w:lvlJc w:val="left"/>
     </w:lvl>
-    <w:lvl w:ilvl="3" w:tplc="3A10E03E">
+    <w:lvl w:ilvl="3" w:tplc="391425BA">
       <w:numFmt w:val="decimal"/>
       <w:lvlText w:val=""/>
       <w:lvlJc w:val="left"/>
     </w:lvl>
-    <w:lvl w:ilvl="4" w:tplc="5F8838E6">
+    <w:lvl w:ilvl="4" w:tplc="965E0F16">
       <w:numFmt w:val="decimal"/>
       <w:lvlText w:val=""/>
       <w:lvlJc w:val="left"/>
     </w:lvl>
-    <w:lvl w:ilvl="5" w:tplc="515CA8FA">
+    <w:lvl w:ilvl="5" w:tplc="3B441260">
       <w:numFmt w:val="decimal"/>
       <w:lvlText w:val=""/>
       <w:lvlJc w:val="left"/>
     </w:lvl>
-    <w:lvl w:ilvl="6" w:tplc="005AF8EC">
+    <w:lvl w:ilvl="6" w:tplc="48369324">
       <w:numFmt w:val="decimal"/>
       <w:lvlText w:val=""/>
       <w:lvlJc w:val="left"/>
     </w:lvl>
-    <w:lvl w:ilvl="7" w:tplc="3F8E7450">
+    <w:lvl w:ilvl="7" w:tplc="3A5C24C2">
       <w:numFmt w:val="decimal"/>
       <w:lvlText w:val=""/>
       <w:lvlJc w:val="left"/>
     </w:lvl>
-    <w:lvl w:ilvl="8" w:tplc="B5C258F4">
+    <w:lvl w:ilvl="8" w:tplc="69D69FCA">
       <w:numFmt w:val="decimal"/>
       <w:lvlText w:val=""/>
       <w:lvlJc w:val="left"/>
     </w:lvl>
   </w:abstractNum>
   <w:abstractNum w:abstractNumId="1" w15:restartNumberingAfterBreak="0">
-    <w:nsid w:val="484710CB"/>
+    <w:nsid w:val="709728D1"/>
     <w:multiLevelType w:val="hybridMultilevel"/>
-    <w:tmpl w:val="F82C6A24"/>
-    <w:lvl w:ilvl="0" w:tplc="769E1610">
+    <w:tmpl w:val="0298E668"/>
+    <w:lvl w:ilvl="0" w:tplc="BAE0A4D2">
+      <w:start w:val="1"/>
+      <w:numFmt w:val="decimal"/>
+      <w:lvlText w:val="%1."/>
+      <w:lvlJc w:val="left"/>
+      <w:pPr>
+        <w:ind w:left="560" w:hanging="340"/>
+      </w:pPr>
+    </w:lvl>
+    <w:lvl w:ilvl="1" w:tplc="8DAEC8E8">
+      <w:numFmt w:val="decimal"/>
+      <w:lvlText w:val=""/>
+      <w:lvlJc w:val="left"/>
+    </w:lvl>
+    <w:lvl w:ilvl="2" w:tplc="2752E69E">
+      <w:numFmt w:val="decimal"/>
+      <w:lvlText w:val=""/>
+      <w:lvlJc w:val="left"/>
+    </w:lvl>
+    <w:lvl w:ilvl="3" w:tplc="ECD8CB9C">
+      <w:numFmt w:val="decimal"/>
+      <w:lvlText w:val=""/>
+      <w:lvlJc w:val="left"/>
+    </w:lvl>
+    <w:lvl w:ilvl="4" w:tplc="C5828752">
+      <w:numFmt w:val="decimal"/>
+      <w:lvlText w:val=""/>
+      <w:lvlJc w:val="left"/>
+    </w:lvl>
+    <w:lvl w:ilvl="5" w:tplc="CE122ECA">
+      <w:numFmt w:val="decimal"/>
+      <w:lvlText w:val=""/>
+      <w:lvlJc w:val="left"/>
+    </w:lvl>
+    <w:lvl w:ilvl="6" w:tplc="7EAE3C76">
+      <w:numFmt w:val="decimal"/>
+      <w:lvlText w:val=""/>
+      <w:lvlJc w:val="left"/>
+    </w:lvl>
+    <w:lvl w:ilvl="7" w:tplc="DA3248BA">
+      <w:numFmt w:val="decimal"/>
+      <w:lvlText w:val=""/>
+      <w:lvlJc w:val="left"/>
+    </w:lvl>
+    <w:lvl w:ilvl="8" w:tplc="6972ACAA">
+      <w:numFmt w:val="decimal"/>
+      <w:lvlText w:val=""/>
+      <w:lvlJc w:val="left"/>
+    </w:lvl>
+  </w:abstractNum>
+  <w:abstractNum w:abstractNumId="2" w15:restartNumberingAfterBreak="0">
+    <w:nsid w:val="74B804AF"/>
+    <w:multiLevelType w:val="hybridMultilevel"/>
+    <w:tmpl w:val="C06C7E64"/>
+    <w:lvl w:ilvl="0" w:tplc="229CFDAE">
       <w:start w:val="1"/>
       <w:numFmt w:val="bullet"/>
       <w:lvlText w:val="●"/>
@@ -8026,7 +8080,7 @@
         <w:ind w:left="720" w:hanging="360"/>
       </w:pPr>
     </w:lvl>
-    <w:lvl w:ilvl="1" w:tplc="E7DCA3F4">
+    <w:lvl w:ilvl="1" w:tplc="C5E4311E">
       <w:start w:val="1"/>
       <w:numFmt w:val="bullet"/>
       <w:lvlText w:val="○"/>
@@ -8035,7 +8089,7 @@
         <w:ind w:left="1440" w:hanging="360"/>
       </w:pPr>
     </w:lvl>
-    <w:lvl w:ilvl="2" w:tplc="6F7415D4">
+    <w:lvl w:ilvl="2" w:tplc="D9761D54">
       <w:start w:val="1"/>
       <w:numFmt w:val="bullet"/>
       <w:lvlText w:val="■"/>
@@ -8044,7 +8098,7 @@
         <w:ind w:left="2160" w:hanging="360"/>
       </w:pPr>
     </w:lvl>
-    <w:lvl w:ilvl="3" w:tplc="D8F262B4">
+    <w:lvl w:ilvl="3" w:tplc="A1302DC6">
       <w:start w:val="1"/>
       <w:numFmt w:val="bullet"/>
       <w:lvlText w:val="●"/>
@@ -8053,7 +8107,7 @@
         <w:ind w:left="2880" w:hanging="360"/>
       </w:pPr>
     </w:lvl>
-    <w:lvl w:ilvl="4" w:tplc="27B8493A">
+    <w:lvl w:ilvl="4" w:tplc="9438D19E">
       <w:start w:val="1"/>
       <w:numFmt w:val="bullet"/>
       <w:lvlText w:val="○"/>
@@ -8062,7 +8116,7 @@
         <w:ind w:left="3600" w:hanging="360"/>
       </w:pPr>
     </w:lvl>
-    <w:lvl w:ilvl="5" w:tplc="B630DA88">
+    <w:lvl w:ilvl="5" w:tplc="482296F4">
       <w:start w:val="1"/>
       <w:numFmt w:val="bullet"/>
       <w:lvlText w:val="■"/>
@@ -8071,7 +8125,7 @@
         <w:ind w:left="4320" w:hanging="360"/>
       </w:pPr>
     </w:lvl>
-    <w:lvl w:ilvl="6" w:tplc="0C5805AE">
+    <w:lvl w:ilvl="6" w:tplc="8ECEDF32">
       <w:start w:val="1"/>
       <w:numFmt w:val="bullet"/>
       <w:lvlText w:val="●"/>
@@ -8080,7 +8134,7 @@
         <w:ind w:left="5040" w:hanging="360"/>
       </w:pPr>
     </w:lvl>
-    <w:lvl w:ilvl="7" w:tplc="29D42CDC">
+    <w:lvl w:ilvl="7" w:tplc="041CF550">
       <w:start w:val="1"/>
       <w:numFmt w:val="bullet"/>
       <w:lvlText w:val="●"/>
@@ -8089,7 +8143,7 @@
         <w:ind w:left="5760" w:hanging="360"/>
       </w:pPr>
     </w:lvl>
-    <w:lvl w:ilvl="8" w:tplc="383266EE">
+    <w:lvl w:ilvl="8" w:tplc="C6AC70FE">
       <w:start w:val="1"/>
       <w:numFmt w:val="bullet"/>
       <w:lvlText w:val="●"/>
@@ -8099,67 +8153,13 @@
       </w:pPr>
     </w:lvl>
   </w:abstractNum>
-  <w:abstractNum w:abstractNumId="2" w15:restartNumberingAfterBreak="0">
-    <w:nsid w:val="57DA0EF1"/>
-    <w:multiLevelType w:val="hybridMultilevel"/>
-    <w:tmpl w:val="BFCC792E"/>
-    <w:lvl w:ilvl="0" w:tplc="68283B54">
-      <w:start w:val="1"/>
-      <w:numFmt w:val="decimal"/>
-      <w:lvlText w:val="%1."/>
-      <w:lvlJc w:val="left"/>
-      <w:pPr>
-        <w:ind w:left="560" w:hanging="340"/>
-      </w:pPr>
-    </w:lvl>
-    <w:lvl w:ilvl="1" w:tplc="5A1A28D0">
-      <w:numFmt w:val="decimal"/>
-      <w:lvlText w:val=""/>
-      <w:lvlJc w:val="left"/>
-    </w:lvl>
-    <w:lvl w:ilvl="2" w:tplc="FB00C690">
-      <w:numFmt w:val="decimal"/>
-      <w:lvlText w:val=""/>
-      <w:lvlJc w:val="left"/>
-    </w:lvl>
-    <w:lvl w:ilvl="3" w:tplc="39D052EA">
-      <w:numFmt w:val="decimal"/>
-      <w:lvlText w:val=""/>
-      <w:lvlJc w:val="left"/>
-    </w:lvl>
-    <w:lvl w:ilvl="4" w:tplc="3EEAE68A">
-      <w:numFmt w:val="decimal"/>
-      <w:lvlText w:val=""/>
-      <w:lvlJc w:val="left"/>
-    </w:lvl>
-    <w:lvl w:ilvl="5" w:tplc="D470826E">
-      <w:numFmt w:val="decimal"/>
-      <w:lvlText w:val=""/>
-      <w:lvlJc w:val="left"/>
-    </w:lvl>
-    <w:lvl w:ilvl="6" w:tplc="5DA618A6">
-      <w:numFmt w:val="decimal"/>
-      <w:lvlText w:val=""/>
-      <w:lvlJc w:val="left"/>
-    </w:lvl>
-    <w:lvl w:ilvl="7" w:tplc="046E61E4">
-      <w:numFmt w:val="decimal"/>
-      <w:lvlText w:val=""/>
-      <w:lvlJc w:val="left"/>
-    </w:lvl>
-    <w:lvl w:ilvl="8" w:tplc="BB6A4340">
-      <w:numFmt w:val="decimal"/>
-      <w:lvlText w:val=""/>
-      <w:lvlJc w:val="left"/>
-    </w:lvl>
-  </w:abstractNum>
-  <w:num w:numId="1" w16cid:durableId="992493257">
-    <w:abstractNumId w:val="1"/>
+  <w:num w:numId="1" w16cid:durableId="1378704120">
+    <w:abstractNumId w:val="2"/>
     <w:lvlOverride w:ilvl="0">
       <w:startOverride w:val="1"/>
     </w:lvlOverride>
   </w:num>
-  <w:num w:numId="2" w16cid:durableId="2015182570">
+  <w:num w:numId="2" w16cid:durableId="273485701">
     <w:abstractNumId w:val="0"/>
     <w:lvlOverride w:ilvl="0">
       <w:startOverride w:val="1"/>
@@ -8753,7 +8753,7 @@
     <w:autoRedefine/>
     <w:uiPriority w:val="39"/>
     <w:unhideWhenUsed/>
-    <w:rsid w:val="00783373"/>
+    <w:rsid w:val="00B14E0C"/>
     <w:pPr>
       <w:spacing w:after="100"/>
     </w:pPr>

--- a/public/documentos/INT-05-informe-de-seguimiento-del-involucramiento-n-1.docx
+++ b/public/documentos/INT-05-informe-de-seguimiento-del-involucramiento-n-1.docx
@@ -52,7 +52,7 @@
                 <w:noProof/>
               </w:rPr>
               <w:drawing>
-                <wp:inline distT="0" distB="0" distL="0" distR="0" wp14:anchorId="2AB4EAF2" wp14:editId="79A61F4D">
+                <wp:inline distT="0" distB="0" distL="0" distR="0" wp14:anchorId="66FC092A" wp14:editId="6DF88E6F">
                   <wp:extent cx="990600" cy="990600"/>
                   <wp:effectExtent l="0" t="0" r="0" b="0"/>
                   <wp:docPr id="1" name="Imagen 1"/>
@@ -171,10 +171,10 @@
                 <w:noProof/>
               </w:rPr>
               <w:drawing>
-                <wp:inline distT="0" distB="0" distL="0" distR="0" wp14:anchorId="750BD890" wp14:editId="627FF56F">
+                <wp:inline distT="0" distB="0" distL="0" distR="0" wp14:anchorId="737D3407" wp14:editId="2541EC8D">
                   <wp:extent cx="800100" cy="800100"/>
                   <wp:effectExtent l="0" t="0" r="0" b="0"/>
-                  <wp:docPr id="324168627" name="Imagen 324168627"/>
+                  <wp:docPr id="1691047981" name="Imagen 1691047981"/>
                   <wp:cNvGraphicFramePr>
                     <a:graphicFrameLocks xmlns:a="http://schemas.openxmlformats.org/drawingml/2006/main" noChangeAspect="1"/>
                   </wp:cNvGraphicFramePr>
@@ -2585,7 +2585,7 @@
     <w:sdt>
       <w:sdtPr>
         <w:alias w:val="Contenido"/>
-        <w:id w:val="-1434592544"/>
+        <w:id w:val="-1643878112"/>
       </w:sdtPr>
       <w:sdtEndPr/>
       <w:sdtContent>
@@ -2611,7 +2611,7 @@
           <w:r>
             <w:fldChar w:fldCharType="separate"/>
           </w:r>
-          <w:hyperlink w:anchor="_Toc243091700" w:history="1">
+          <w:hyperlink w:anchor="_Toc243093513" w:history="1">
             <w:r>
               <w:rPr>
                 <w:rStyle w:val="Hipervnculo"/>
@@ -2635,7 +2635,7 @@
               <w:rPr>
                 <w:noProof/>
               </w:rPr>
-              <w:instrText xml:space="preserve"> PAGEREF _Toc243091700 \h </w:instrText>
+              <w:instrText xml:space="preserve"> PAGEREF _Toc243093513 \h </w:instrText>
             </w:r>
             <w:r>
               <w:rPr>
@@ -2675,7 +2675,7 @@
               <w14:ligatures w14:val="standardContextual"/>
             </w:rPr>
           </w:pPr>
-          <w:hyperlink w:anchor="_Toc243091701" w:history="1">
+          <w:hyperlink w:anchor="_Toc243093514" w:history="1">
             <w:r>
               <w:rPr>
                 <w:rStyle w:val="Hipervnculo"/>
@@ -2699,7 +2699,7 @@
               <w:rPr>
                 <w:noProof/>
               </w:rPr>
-              <w:instrText xml:space="preserve"> PAGEREF _Toc243091701 \h </w:instrText>
+              <w:instrText xml:space="preserve"> PAGEREF _Toc243093514 \h </w:instrText>
             </w:r>
             <w:r>
               <w:rPr>
@@ -2739,7 +2739,7 @@
               <w14:ligatures w14:val="standardContextual"/>
             </w:rPr>
           </w:pPr>
-          <w:hyperlink w:anchor="_Toc243091702" w:history="1">
+          <w:hyperlink w:anchor="_Toc243093515" w:history="1">
             <w:r>
               <w:rPr>
                 <w:rStyle w:val="Hipervnculo"/>
@@ -2763,7 +2763,7 @@
               <w:rPr>
                 <w:noProof/>
               </w:rPr>
-              <w:instrText xml:space="preserve"> PAGEREF _Toc243091702 \h </w:instrText>
+              <w:instrText xml:space="preserve"> PAGEREF _Toc243093515 \h </w:instrText>
             </w:r>
             <w:r>
               <w:rPr>
@@ -2803,7 +2803,7 @@
               <w14:ligatures w14:val="standardContextual"/>
             </w:rPr>
           </w:pPr>
-          <w:hyperlink w:anchor="_Toc243091703" w:history="1">
+          <w:hyperlink w:anchor="_Toc243093516" w:history="1">
             <w:r>
               <w:rPr>
                 <w:rStyle w:val="Hipervnculo"/>
@@ -2827,7 +2827,7 @@
               <w:rPr>
                 <w:noProof/>
               </w:rPr>
-              <w:instrText xml:space="preserve"> PAGEREF _Toc243091703 \h </w:instrText>
+              <w:instrText xml:space="preserve"> PAGEREF _Toc243093516 \h </w:instrText>
             </w:r>
             <w:r>
               <w:rPr>
@@ -2877,7 +2877,7 @@
       <w:pPr>
         <w:pStyle w:val="Ttulo1"/>
       </w:pPr>
-      <w:bookmarkStart w:id="0" w:name="_Toc243091700"/>
+      <w:bookmarkStart w:id="0" w:name="_Toc243093513"/>
       <w:r>
         <w:lastRenderedPageBreak/>
         <w:t>1. Corte y método</w:t>
@@ -2897,7 +2897,7 @@
       <w:pPr>
         <w:pStyle w:val="Ttulo1"/>
       </w:pPr>
-      <w:bookmarkStart w:id="1" w:name="_Toc243091701"/>
+      <w:bookmarkStart w:id="1" w:name="_Toc243093514"/>
       <w:r>
         <w:t>2. Nivel actual frente al deseado</w:t>
       </w:r>
@@ -6771,7 +6771,7 @@
       <w:pPr>
         <w:pStyle w:val="Ttulo1"/>
       </w:pPr>
-      <w:bookmarkStart w:id="2" w:name="_Toc243091702"/>
+      <w:bookmarkStart w:id="2" w:name="_Toc243093515"/>
       <w:r>
         <w:t>3. Indicadores</w:t>
       </w:r>
@@ -7497,7 +7497,7 @@
       <w:pPr>
         <w:pStyle w:val="Ttulo1"/>
       </w:pPr>
-      <w:bookmarkStart w:id="3" w:name="_Toc243091703"/>
+      <w:bookmarkStart w:id="3" w:name="_Toc243093516"/>
       <w:r>
         <w:t>4. Conclusiones y acciones</w:t>
       </w:r>
@@ -7960,10 +7960,64 @@
 <file path=word/numbering.xml><?xml version="1.0" encoding="utf-8"?>
 <w:numbering xmlns:wpc="http://schemas.microsoft.com/office/word/2010/wordprocessingCanvas" xmlns:cx="http://schemas.microsoft.com/office/drawing/2014/chartex" xmlns:cx1="http://schemas.microsoft.com/office/drawing/2015/9/8/chartex" xmlns:cx2="http://schemas.microsoft.com/office/drawing/2015/10/21/chartex" xmlns:cx3="http://schemas.microsoft.com/office/drawing/2016/5/9/chartex" xmlns:cx4="http://schemas.microsoft.com/office/drawing/2016/5/10/chartex" xmlns:cx5="http://schemas.microsoft.com/office/drawing/2016/5/11/chartex" xmlns:cx6="http://schemas.microsoft.com/office/drawing/2016/5/12/chartex" xmlns:cx7="http://schemas.microsoft.com/office/drawing/2016/5/13/chartex" xmlns:cx8="http://schemas.microsoft.com/office/drawing/2016/5/14/chartex" xmlns:mc="http://schemas.openxmlformats.org/markup-compatibility/2006" xmlns:aink="http://schemas.microsoft.com/office/drawing/2016/ink" xmlns:am3d="http://schemas.microsoft.com/office/drawing/2017/model3d" xmlns:o="urn:schemas-microsoft-com:office:office" xmlns:oel="http://schemas.microsoft.com/office/2019/extlst" xmlns:r="http://schemas.openxmlformats.org/officeDocument/2006/relationships" xmlns:m="http://schemas.openxmlformats.org/officeDocument/2006/math" xmlns:v="urn:schemas-microsoft-com:vml" xmlns:wp14="http://schemas.microsoft.com/office/word/2010/wordprocessingDrawing" xmlns:wp="http://schemas.openxmlformats.org/drawingml/2006/wordprocessingDrawing" xmlns:w10="urn:schemas-microsoft-com:office:word" xmlns:w="http://schemas.openxmlformats.org/wordprocessingml/2006/main" xmlns:w14="http://schemas.microsoft.com/office/word/2010/wordml" xmlns:w15="http://schemas.microsoft.com/office/word/2012/wordml" xmlns:w16cex="http://schemas.microsoft.com/office/word/2018/wordml/cex" xmlns:w16cid="http://schemas.microsoft.com/office/word/2016/wordml/cid" xmlns:w16="http://schemas.microsoft.com/office/word/2018/wordml" xmlns:w16du="http://schemas.microsoft.com/office/word/2023/wordml/word16du" xmlns:w16sdtdh="http://schemas.microsoft.com/office/word/2020/wordml/sdtdatahash" xmlns:w16sdtfl="http://schemas.microsoft.com/office/word/2024/wordml/sdtformatlock" xmlns:w16se="http://schemas.microsoft.com/office/word/2015/wordml/symex" xmlns:wpg="http://schemas.microsoft.com/office/word/2010/wordprocessingGroup" xmlns:wpi="http://schemas.microsoft.com/office/word/2010/wordprocessingInk" xmlns:wne="http://schemas.microsoft.com/office/word/2006/wordml" xmlns:wps="http://schemas.microsoft.com/office/word/2010/wordprocessingShape" mc:Ignorable="w14 w15 w16se w16cid w16 w16cex w16sdtdh w16sdtfl w16du wp14">
   <w:abstractNum w:abstractNumId="0" w15:restartNumberingAfterBreak="0">
-    <w:nsid w:val="3B6D0BC2"/>
+    <w:nsid w:val="64D63430"/>
     <w:multiLevelType w:val="hybridMultilevel"/>
-    <w:tmpl w:val="89E8EB78"/>
-    <w:lvl w:ilvl="0" w:tplc="0B3C7164">
+    <w:tmpl w:val="A5AADC1A"/>
+    <w:lvl w:ilvl="0" w:tplc="5A585D54">
+      <w:start w:val="1"/>
+      <w:numFmt w:val="decimal"/>
+      <w:lvlText w:val="%1."/>
+      <w:lvlJc w:val="left"/>
+      <w:pPr>
+        <w:ind w:left="560" w:hanging="340"/>
+      </w:pPr>
+    </w:lvl>
+    <w:lvl w:ilvl="1" w:tplc="B8A87E58">
+      <w:numFmt w:val="decimal"/>
+      <w:lvlText w:val=""/>
+      <w:lvlJc w:val="left"/>
+    </w:lvl>
+    <w:lvl w:ilvl="2" w:tplc="5CEE74EA">
+      <w:numFmt w:val="decimal"/>
+      <w:lvlText w:val=""/>
+      <w:lvlJc w:val="left"/>
+    </w:lvl>
+    <w:lvl w:ilvl="3" w:tplc="A1386E1E">
+      <w:numFmt w:val="decimal"/>
+      <w:lvlText w:val=""/>
+      <w:lvlJc w:val="left"/>
+    </w:lvl>
+    <w:lvl w:ilvl="4" w:tplc="D4C41E1E">
+      <w:numFmt w:val="decimal"/>
+      <w:lvlText w:val=""/>
+      <w:lvlJc w:val="left"/>
+    </w:lvl>
+    <w:lvl w:ilvl="5" w:tplc="B440879C">
+      <w:numFmt w:val="decimal"/>
+      <w:lvlText w:val=""/>
+      <w:lvlJc w:val="left"/>
+    </w:lvl>
+    <w:lvl w:ilvl="6" w:tplc="E5520782">
+      <w:numFmt w:val="decimal"/>
+      <w:lvlText w:val=""/>
+      <w:lvlJc w:val="left"/>
+    </w:lvl>
+    <w:lvl w:ilvl="7" w:tplc="42C2846E">
+      <w:numFmt w:val="decimal"/>
+      <w:lvlText w:val=""/>
+      <w:lvlJc w:val="left"/>
+    </w:lvl>
+    <w:lvl w:ilvl="8" w:tplc="D6F2BC3E">
+      <w:numFmt w:val="decimal"/>
+      <w:lvlText w:val=""/>
+      <w:lvlJc w:val="left"/>
+    </w:lvl>
+  </w:abstractNum>
+  <w:abstractNum w:abstractNumId="1" w15:restartNumberingAfterBreak="0">
+    <w:nsid w:val="71471088"/>
+    <w:multiLevelType w:val="hybridMultilevel"/>
+    <w:tmpl w:val="B6BCBD0C"/>
+    <w:lvl w:ilvl="0" w:tplc="14E6021A">
       <w:start w:val="1"/>
       <w:numFmt w:val="bullet"/>
       <w:lvlText w:val="•"/>
@@ -7972,106 +8026,52 @@
         <w:ind w:left="560" w:hanging="280"/>
       </w:pPr>
     </w:lvl>
-    <w:lvl w:ilvl="1" w:tplc="A6A48EEE">
+    <w:lvl w:ilvl="1" w:tplc="E5A8131E">
       <w:numFmt w:val="decimal"/>
       <w:lvlText w:val=""/>
       <w:lvlJc w:val="left"/>
     </w:lvl>
-    <w:lvl w:ilvl="2" w:tplc="BDFC2246">
+    <w:lvl w:ilvl="2" w:tplc="C2A81D3A">
       <w:numFmt w:val="decimal"/>
       <w:lvlText w:val=""/>
       <w:lvlJc w:val="left"/>
     </w:lvl>
-    <w:lvl w:ilvl="3" w:tplc="391425BA">
+    <w:lvl w:ilvl="3" w:tplc="7F381096">
       <w:numFmt w:val="decimal"/>
       <w:lvlText w:val=""/>
       <w:lvlJc w:val="left"/>
     </w:lvl>
-    <w:lvl w:ilvl="4" w:tplc="965E0F16">
+    <w:lvl w:ilvl="4" w:tplc="A5124322">
       <w:numFmt w:val="decimal"/>
       <w:lvlText w:val=""/>
       <w:lvlJc w:val="left"/>
     </w:lvl>
-    <w:lvl w:ilvl="5" w:tplc="3B441260">
+    <w:lvl w:ilvl="5" w:tplc="BDD07050">
       <w:numFmt w:val="decimal"/>
       <w:lvlText w:val=""/>
       <w:lvlJc w:val="left"/>
     </w:lvl>
-    <w:lvl w:ilvl="6" w:tplc="48369324">
+    <w:lvl w:ilvl="6" w:tplc="3D22B3F8">
       <w:numFmt w:val="decimal"/>
       <w:lvlText w:val=""/>
       <w:lvlJc w:val="left"/>
     </w:lvl>
-    <w:lvl w:ilvl="7" w:tplc="3A5C24C2">
+    <w:lvl w:ilvl="7" w:tplc="AF421158">
       <w:numFmt w:val="decimal"/>
       <w:lvlText w:val=""/>
       <w:lvlJc w:val="left"/>
     </w:lvl>
-    <w:lvl w:ilvl="8" w:tplc="69D69FCA">
-      <w:numFmt w:val="decimal"/>
-      <w:lvlText w:val=""/>
-      <w:lvlJc w:val="left"/>
-    </w:lvl>
-  </w:abstractNum>
-  <w:abstractNum w:abstractNumId="1" w15:restartNumberingAfterBreak="0">
-    <w:nsid w:val="709728D1"/>
-    <w:multiLevelType w:val="hybridMultilevel"/>
-    <w:tmpl w:val="0298E668"/>
-    <w:lvl w:ilvl="0" w:tplc="BAE0A4D2">
-      <w:start w:val="1"/>
-      <w:numFmt w:val="decimal"/>
-      <w:lvlText w:val="%1."/>
-      <w:lvlJc w:val="left"/>
-      <w:pPr>
-        <w:ind w:left="560" w:hanging="340"/>
-      </w:pPr>
-    </w:lvl>
-    <w:lvl w:ilvl="1" w:tplc="8DAEC8E8">
-      <w:numFmt w:val="decimal"/>
-      <w:lvlText w:val=""/>
-      <w:lvlJc w:val="left"/>
-    </w:lvl>
-    <w:lvl w:ilvl="2" w:tplc="2752E69E">
-      <w:numFmt w:val="decimal"/>
-      <w:lvlText w:val=""/>
-      <w:lvlJc w:val="left"/>
-    </w:lvl>
-    <w:lvl w:ilvl="3" w:tplc="ECD8CB9C">
-      <w:numFmt w:val="decimal"/>
-      <w:lvlText w:val=""/>
-      <w:lvlJc w:val="left"/>
-    </w:lvl>
-    <w:lvl w:ilvl="4" w:tplc="C5828752">
-      <w:numFmt w:val="decimal"/>
-      <w:lvlText w:val=""/>
-      <w:lvlJc w:val="left"/>
-    </w:lvl>
-    <w:lvl w:ilvl="5" w:tplc="CE122ECA">
-      <w:numFmt w:val="decimal"/>
-      <w:lvlText w:val=""/>
-      <w:lvlJc w:val="left"/>
-    </w:lvl>
-    <w:lvl w:ilvl="6" w:tplc="7EAE3C76">
-      <w:numFmt w:val="decimal"/>
-      <w:lvlText w:val=""/>
-      <w:lvlJc w:val="left"/>
-    </w:lvl>
-    <w:lvl w:ilvl="7" w:tplc="DA3248BA">
-      <w:numFmt w:val="decimal"/>
-      <w:lvlText w:val=""/>
-      <w:lvlJc w:val="left"/>
-    </w:lvl>
-    <w:lvl w:ilvl="8" w:tplc="6972ACAA">
+    <w:lvl w:ilvl="8" w:tplc="CEA2C408">
       <w:numFmt w:val="decimal"/>
       <w:lvlText w:val=""/>
       <w:lvlJc w:val="left"/>
     </w:lvl>
   </w:abstractNum>
   <w:abstractNum w:abstractNumId="2" w15:restartNumberingAfterBreak="0">
-    <w:nsid w:val="74B804AF"/>
+    <w:nsid w:val="71970BC3"/>
     <w:multiLevelType w:val="hybridMultilevel"/>
-    <w:tmpl w:val="C06C7E64"/>
-    <w:lvl w:ilvl="0" w:tplc="229CFDAE">
+    <w:tmpl w:val="C7BE5EEE"/>
+    <w:lvl w:ilvl="0" w:tplc="289681D8">
       <w:start w:val="1"/>
       <w:numFmt w:val="bullet"/>
       <w:lvlText w:val="●"/>
@@ -8080,7 +8080,7 @@
         <w:ind w:left="720" w:hanging="360"/>
       </w:pPr>
     </w:lvl>
-    <w:lvl w:ilvl="1" w:tplc="C5E4311E">
+    <w:lvl w:ilvl="1" w:tplc="BEB24E16">
       <w:start w:val="1"/>
       <w:numFmt w:val="bullet"/>
       <w:lvlText w:val="○"/>
@@ -8089,7 +8089,7 @@
         <w:ind w:left="1440" w:hanging="360"/>
       </w:pPr>
     </w:lvl>
-    <w:lvl w:ilvl="2" w:tplc="D9761D54">
+    <w:lvl w:ilvl="2" w:tplc="1610DFC2">
       <w:start w:val="1"/>
       <w:numFmt w:val="bullet"/>
       <w:lvlText w:val="■"/>
@@ -8098,7 +8098,7 @@
         <w:ind w:left="2160" w:hanging="360"/>
       </w:pPr>
     </w:lvl>
-    <w:lvl w:ilvl="3" w:tplc="A1302DC6">
+    <w:lvl w:ilvl="3" w:tplc="CDBE813C">
       <w:start w:val="1"/>
       <w:numFmt w:val="bullet"/>
       <w:lvlText w:val="●"/>
@@ -8107,7 +8107,7 @@
         <w:ind w:left="2880" w:hanging="360"/>
       </w:pPr>
     </w:lvl>
-    <w:lvl w:ilvl="4" w:tplc="9438D19E">
+    <w:lvl w:ilvl="4" w:tplc="4E50D814">
       <w:start w:val="1"/>
       <w:numFmt w:val="bullet"/>
       <w:lvlText w:val="○"/>
@@ -8116,7 +8116,7 @@
         <w:ind w:left="3600" w:hanging="360"/>
       </w:pPr>
     </w:lvl>
-    <w:lvl w:ilvl="5" w:tplc="482296F4">
+    <w:lvl w:ilvl="5" w:tplc="F370931A">
       <w:start w:val="1"/>
       <w:numFmt w:val="bullet"/>
       <w:lvlText w:val="■"/>
@@ -8125,7 +8125,7 @@
         <w:ind w:left="4320" w:hanging="360"/>
       </w:pPr>
     </w:lvl>
-    <w:lvl w:ilvl="6" w:tplc="8ECEDF32">
+    <w:lvl w:ilvl="6" w:tplc="E604A494">
       <w:start w:val="1"/>
       <w:numFmt w:val="bullet"/>
       <w:lvlText w:val="●"/>
@@ -8134,7 +8134,7 @@
         <w:ind w:left="5040" w:hanging="360"/>
       </w:pPr>
     </w:lvl>
-    <w:lvl w:ilvl="7" w:tplc="041CF550">
+    <w:lvl w:ilvl="7" w:tplc="4F888380">
       <w:start w:val="1"/>
       <w:numFmt w:val="bullet"/>
       <w:lvlText w:val="●"/>
@@ -8143,7 +8143,7 @@
         <w:ind w:left="5760" w:hanging="360"/>
       </w:pPr>
     </w:lvl>
-    <w:lvl w:ilvl="8" w:tplc="C6AC70FE">
+    <w:lvl w:ilvl="8" w:tplc="43822D7E">
       <w:start w:val="1"/>
       <w:numFmt w:val="bullet"/>
       <w:lvlText w:val="●"/>
@@ -8153,14 +8153,14 @@
       </w:pPr>
     </w:lvl>
   </w:abstractNum>
-  <w:num w:numId="1" w16cid:durableId="1378704120">
+  <w:num w:numId="1" w16cid:durableId="533926852">
     <w:abstractNumId w:val="2"/>
     <w:lvlOverride w:ilvl="0">
       <w:startOverride w:val="1"/>
     </w:lvlOverride>
   </w:num>
-  <w:num w:numId="2" w16cid:durableId="273485701">
-    <w:abstractNumId w:val="0"/>
+  <w:num w:numId="2" w16cid:durableId="1126005838">
+    <w:abstractNumId w:val="1"/>
     <w:lvlOverride w:ilvl="0">
       <w:startOverride w:val="1"/>
     </w:lvlOverride>
@@ -8753,7 +8753,7 @@
     <w:autoRedefine/>
     <w:uiPriority w:val="39"/>
     <w:unhideWhenUsed/>
-    <w:rsid w:val="00B14E0C"/>
+    <w:rsid w:val="00E424E8"/>
     <w:pPr>
       <w:spacing w:after="100"/>
     </w:pPr>
